--- a/Lenguaje/Konjungation.docx
+++ b/Lenguaje/Konjungation.docx
@@ -123,44 +123,41 @@
           <w:p>
             <w:pPr>
               <w:jc w:val="center"/>
+            </w:pPr>
+            <w:r>
               <w:rPr>
                 <w:rFonts w:hint="eastAsia"/>
               </w:rPr>
-            </w:pPr>
+              <w:t>P</w:t>
+            </w:r>
+            <w:r>
+              <w:t>f</w:t>
+            </w:r>
+            <w:r>
+              <w:t>i</w:t>
+            </w:r>
+            <w:r>
+              <w:t>c</w:t>
+            </w:r>
+            <w:r>
+              <w:rPr>
+                <w:lang w:val="es-ES"/>
+              </w:rPr>
+              <w:t>ë</w:t>
+            </w:r>
             <w:r>
               <w:rPr>
                 <w:rFonts w:hint="eastAsia"/>
               </w:rPr>
-              <w:t>P</w:t>
-            </w:r>
-            <w:r>
-              <w:t>f</w:t>
-            </w:r>
-            <w:r>
-              <w:t>i</w:t>
-            </w:r>
-            <w:r>
-              <w:t>c</w:t>
-            </w:r>
-            <w:r>
-              <w:rPr>
-                <w:lang w:val="es-ES"/>
-              </w:rPr>
-              <w:t>ë</w:t>
+              <w:t>nt</w:t>
+            </w:r>
+            <w:r>
+              <w:t>e</w:t>
             </w:r>
             <w:r>
               <w:rPr>
                 <w:rFonts w:hint="eastAsia"/>
               </w:rPr>
-              <w:t>nt</w:t>
-            </w:r>
-            <w:r>
-              <w:t>e</w:t>
-            </w:r>
-            <w:r>
-              <w:rPr>
-                <w:rFonts w:hint="eastAsia"/>
-              </w:rPr>
               <w:t>现在式</w:t>
             </w:r>
           </w:p>
@@ -230,7 +227,6 @@
             <w:pPr>
               <w:jc w:val="center"/>
               <w:rPr>
-                <w:rFonts w:hint="eastAsia"/>
                 <w:lang w:val="es-ES"/>
               </w:rPr>
             </w:pPr>
@@ -927,65 +923,53 @@
           <w:p>
             <w:pPr>
               <w:jc w:val="center"/>
+            </w:pPr>
+          </w:p>
+        </w:tc>
+        <w:tc>
+          <w:tcPr>
+            <w:tcW w:w="1659" w:type="dxa"/>
+          </w:tcPr>
+          <w:p>
+            <w:pPr>
+              <w:jc w:val="center"/>
+            </w:pPr>
+            <w:r>
               <w:rPr>
                 <w:rFonts w:hint="eastAsia"/>
               </w:rPr>
-            </w:pPr>
-          </w:p>
-        </w:tc>
-        <w:tc>
-          <w:tcPr>
-            <w:tcW w:w="1659" w:type="dxa"/>
-          </w:tcPr>
-          <w:p>
-            <w:pPr>
-              <w:jc w:val="center"/>
+              <w:t>To be</w:t>
+            </w:r>
+          </w:p>
+        </w:tc>
+        <w:tc>
+          <w:tcPr>
+            <w:tcW w:w="1659" w:type="dxa"/>
+          </w:tcPr>
+          <w:p>
+            <w:pPr>
+              <w:jc w:val="center"/>
+            </w:pPr>
+            <w:r>
               <w:rPr>
                 <w:rFonts w:hint="eastAsia"/>
               </w:rPr>
+              <w:t>To do</w:t>
+            </w:r>
+          </w:p>
+        </w:tc>
+        <w:tc>
+          <w:tcPr>
+            <w:tcW w:w="1659" w:type="dxa"/>
+          </w:tcPr>
+          <w:p>
+            <w:pPr>
+              <w:jc w:val="center"/>
             </w:pPr>
             <w:r>
               <w:rPr>
                 <w:rFonts w:hint="eastAsia"/>
               </w:rPr>
-              <w:t>To be</w:t>
-            </w:r>
-          </w:p>
-        </w:tc>
-        <w:tc>
-          <w:tcPr>
-            <w:tcW w:w="1659" w:type="dxa"/>
-          </w:tcPr>
-          <w:p>
-            <w:pPr>
-              <w:jc w:val="center"/>
-              <w:rPr>
-                <w:rFonts w:hint="eastAsia"/>
-              </w:rPr>
-            </w:pPr>
-            <w:r>
-              <w:rPr>
-                <w:rFonts w:hint="eastAsia"/>
-              </w:rPr>
-              <w:t>To do</w:t>
-            </w:r>
-          </w:p>
-        </w:tc>
-        <w:tc>
-          <w:tcPr>
-            <w:tcW w:w="1659" w:type="dxa"/>
-          </w:tcPr>
-          <w:p>
-            <w:pPr>
-              <w:jc w:val="center"/>
-              <w:rPr>
-                <w:rFonts w:hint="eastAsia"/>
-              </w:rPr>
-            </w:pPr>
-            <w:r>
-              <w:rPr>
-                <w:rFonts w:hint="eastAsia"/>
-              </w:rPr>
               <w:t>To have</w:t>
             </w:r>
           </w:p>
@@ -997,9 +981,6 @@
           <w:p>
             <w:pPr>
               <w:jc w:val="center"/>
-              <w:rPr>
-                <w:rFonts w:hint="eastAsia"/>
-              </w:rPr>
             </w:pPr>
             <w:r>
               <w:rPr>
@@ -1039,26 +1020,23 @@
           <w:p>
             <w:pPr>
               <w:jc w:val="center"/>
+            </w:pPr>
+            <w:r>
+              <w:t>V</w:t>
+            </w:r>
+            <w:r>
+              <w:t>es</w:t>
+            </w:r>
+            <w:r>
+              <w:t>k</w:t>
+            </w:r>
+            <w:r>
+              <w:t>e</w:t>
+            </w:r>
+            <w:r>
               <w:rPr>
                 <w:rFonts w:hint="eastAsia"/>
               </w:rPr>
-            </w:pPr>
-            <w:r>
-              <w:t>V</w:t>
-            </w:r>
-            <w:r>
-              <w:t>es</w:t>
-            </w:r>
-            <w:r>
-              <w:t>k</w:t>
-            </w:r>
-            <w:r>
-              <w:t>e</w:t>
-            </w:r>
-            <w:r>
-              <w:rPr>
-                <w:rFonts w:hint="eastAsia"/>
-              </w:rPr>
               <w:t>过去式</w:t>
             </w:r>
           </w:p>
@@ -1128,7 +1106,6 @@
             <w:pPr>
               <w:jc w:val="center"/>
               <w:rPr>
-                <w:rFonts w:hint="eastAsia"/>
                 <w:lang w:val="es-ES"/>
               </w:rPr>
             </w:pPr>
@@ -1930,23 +1907,26 @@
           <w:p>
             <w:pPr>
               <w:jc w:val="center"/>
+            </w:pPr>
+            <w:r>
+              <w:t>B</w:t>
+            </w:r>
+            <w:r>
+              <w:t>ara</w:t>
+            </w:r>
+            <w:r>
+              <w:t>lo</w:t>
+            </w:r>
+            <w:r>
               <w:rPr>
                 <w:rFonts w:hint="eastAsia"/>
               </w:rPr>
-            </w:pPr>
-            <w:r>
-              <w:t>Butulo</w:t>
+              <w:t>未来</w:t>
             </w:r>
             <w:r>
               <w:rPr>
                 <w:rFonts w:hint="eastAsia"/>
               </w:rPr>
-              <w:t>未来</w:t>
-            </w:r>
-            <w:r>
-              <w:rPr>
-                <w:rFonts w:hint="eastAsia"/>
-              </w:rPr>
               <w:t>式</w:t>
             </w:r>
           </w:p>
@@ -2016,7 +1996,6 @@
             <w:pPr>
               <w:jc w:val="center"/>
               <w:rPr>
-                <w:rFonts w:hint="eastAsia"/>
                 <w:lang w:val="es-ES"/>
               </w:rPr>
             </w:pPr>
@@ -2772,6 +2751,1877 @@
     <w:p>
       <w:pPr>
         <w:rPr>
+          <w:lang w:val="en-GB"/>
+        </w:rPr>
+      </w:pPr>
+    </w:p>
+    <w:p>
+      <w:pPr>
+        <w:rPr>
+          <w:lang w:val="en-GB"/>
+        </w:rPr>
+      </w:pPr>
+    </w:p>
+    <w:p>
+      <w:pPr>
+        <w:rPr>
+          <w:lang w:val="en-GB"/>
+        </w:rPr>
+      </w:pPr>
+    </w:p>
+    <w:p>
+      <w:pPr>
+        <w:rPr>
+          <w:lang w:val="en-GB"/>
+        </w:rPr>
+      </w:pPr>
+    </w:p>
+    <w:p>
+      <w:pPr>
+        <w:rPr>
+          <w:lang w:val="en-GB"/>
+        </w:rPr>
+      </w:pPr>
+    </w:p>
+    <w:p>
+      <w:pPr>
+        <w:rPr>
+          <w:lang w:val="en-GB"/>
+        </w:rPr>
+      </w:pPr>
+    </w:p>
+    <w:p>
+      <w:pPr>
+        <w:rPr>
+          <w:lang w:val="en-GB"/>
+        </w:rPr>
+      </w:pPr>
+    </w:p>
+    <w:p>
+      <w:pPr>
+        <w:rPr>
+          <w:lang w:val="en-GB"/>
+        </w:rPr>
+      </w:pPr>
+    </w:p>
+    <w:p>
+      <w:pPr>
+        <w:rPr>
+          <w:lang w:val="en-GB"/>
+        </w:rPr>
+      </w:pPr>
+    </w:p>
+    <w:p>
+      <w:pPr>
+        <w:rPr>
+          <w:lang w:val="en-GB"/>
+        </w:rPr>
+      </w:pPr>
+    </w:p>
+    <w:p>
+      <w:pPr>
+        <w:rPr>
+          <w:lang w:val="en-GB"/>
+        </w:rPr>
+      </w:pPr>
+    </w:p>
+    <w:p>
+      <w:pPr>
+        <w:rPr>
+          <w:lang w:val="en-GB"/>
+        </w:rPr>
+      </w:pPr>
+    </w:p>
+    <w:p>
+      <w:pPr>
+        <w:rPr>
+          <w:lang w:val="en-GB"/>
+        </w:rPr>
+      </w:pPr>
+    </w:p>
+    <w:p>
+      <w:pPr>
+        <w:rPr>
+          <w:lang w:val="en-GB"/>
+        </w:rPr>
+      </w:pPr>
+    </w:p>
+    <w:p>
+      <w:pPr>
+        <w:rPr>
+          <w:lang w:val="en-GB"/>
+        </w:rPr>
+      </w:pPr>
+    </w:p>
+    <w:p>
+      <w:pPr>
+        <w:rPr>
+          <w:rFonts w:hint="eastAsia"/>
+          <w:lang w:val="en-GB"/>
+        </w:rPr>
+      </w:pPr>
+    </w:p>
+    <w:p>
+      <w:pPr>
+        <w:rPr>
+          <w:lang w:val="en-GB"/>
+        </w:rPr>
+      </w:pPr>
+      <w:r>
+        <w:rPr>
+          <w:rFonts w:hint="eastAsia"/>
+        </w:rPr>
+        <w:lastRenderedPageBreak/>
+        <w:t>常规变化</w:t>
+      </w:r>
+    </w:p>
+    <w:tbl>
+      <w:tblPr>
+        <w:tblStyle w:val="Tablaconcuadrcula"/>
+        <w:tblW w:w="0" w:type="auto"/>
+        <w:tblLook w:val="04A0" w:firstRow="1" w:lastRow="0" w:firstColumn="1" w:lastColumn="0" w:noHBand="0" w:noVBand="1"/>
+      </w:tblPr>
+      <w:tblGrid>
+        <w:gridCol w:w="1659"/>
+        <w:gridCol w:w="1659"/>
+        <w:gridCol w:w="1659"/>
+        <w:gridCol w:w="1659"/>
+      </w:tblGrid>
+      <w:tr>
+        <w:tc>
+          <w:tcPr>
+            <w:tcW w:w="1659" w:type="dxa"/>
+          </w:tcPr>
+          <w:p>
+            <w:pPr>
+              <w:jc w:val="center"/>
+            </w:pPr>
+            <w:r>
+              <w:rPr>
+                <w:rFonts w:hint="eastAsia"/>
+              </w:rPr>
+              <w:t>P</w:t>
+            </w:r>
+            <w:r>
+              <w:t>fic</w:t>
+            </w:r>
+            <w:r>
+              <w:rPr>
+                <w:lang w:val="es-ES"/>
+              </w:rPr>
+              <w:t>ë</w:t>
+            </w:r>
+            <w:r>
+              <w:rPr>
+                <w:rFonts w:hint="eastAsia"/>
+              </w:rPr>
+              <w:t>nt</w:t>
+            </w:r>
+            <w:r>
+              <w:t>e</w:t>
+            </w:r>
+            <w:r>
+              <w:rPr>
+                <w:rFonts w:hint="eastAsia"/>
+              </w:rPr>
+              <w:t>现在式</w:t>
+            </w:r>
+          </w:p>
+        </w:tc>
+        <w:tc>
+          <w:tcPr>
+            <w:tcW w:w="1659" w:type="dxa"/>
+          </w:tcPr>
+          <w:p>
+            <w:pPr>
+              <w:rPr>
+                <w:rFonts w:hint="eastAsia"/>
+                <w:lang w:val="es-ES"/>
+              </w:rPr>
+            </w:pPr>
+            <w:r>
+              <w:rPr>
+                <w:rFonts w:hint="eastAsia"/>
+                <w:lang w:val="es-ES"/>
+              </w:rPr>
+              <w:t>-ar</w:t>
+            </w:r>
+          </w:p>
+        </w:tc>
+        <w:tc>
+          <w:tcPr>
+            <w:tcW w:w="1659" w:type="dxa"/>
+          </w:tcPr>
+          <w:p>
+            <w:pPr>
+              <w:rPr>
+                <w:rFonts w:hint="eastAsia"/>
+                <w:lang w:val="es-ES"/>
+              </w:rPr>
+            </w:pPr>
+            <w:r>
+              <w:rPr>
+                <w:rFonts w:hint="eastAsia"/>
+                <w:lang w:val="es-ES"/>
+              </w:rPr>
+              <w:t>-er</w:t>
+            </w:r>
+          </w:p>
+        </w:tc>
+        <w:tc>
+          <w:tcPr>
+            <w:tcW w:w="1659" w:type="dxa"/>
+          </w:tcPr>
+          <w:p>
+            <w:pPr>
+              <w:rPr>
+                <w:rFonts w:hint="eastAsia"/>
+                <w:lang w:val="es-ES"/>
+              </w:rPr>
+            </w:pPr>
+            <w:r>
+              <w:rPr>
+                <w:rFonts w:hint="eastAsia"/>
+                <w:lang w:val="es-ES"/>
+              </w:rPr>
+              <w:t>-ir</w:t>
+            </w:r>
+          </w:p>
+        </w:tc>
+      </w:tr>
+      <w:tr>
+        <w:tc>
+          <w:tcPr>
+            <w:tcW w:w="1659" w:type="dxa"/>
+          </w:tcPr>
+          <w:p>
+            <w:pPr>
+              <w:jc w:val="center"/>
+              <w:rPr>
+                <w:lang w:val="es-ES"/>
+              </w:rPr>
+            </w:pPr>
+            <w:r>
+              <w:rPr>
+                <w:lang w:val="es-ES"/>
+              </w:rPr>
+              <w:t>Jo</w:t>
+            </w:r>
+          </w:p>
+        </w:tc>
+        <w:tc>
+          <w:tcPr>
+            <w:tcW w:w="1659" w:type="dxa"/>
+          </w:tcPr>
+          <w:p>
+            <w:pPr>
+              <w:rPr>
+                <w:lang w:val="es-ES"/>
+              </w:rPr>
+            </w:pPr>
+            <w:r>
+              <w:rPr>
+                <w:rFonts w:hint="eastAsia"/>
+                <w:lang w:val="es-ES"/>
+              </w:rPr>
+              <w:t>-</w:t>
+            </w:r>
+            <w:r>
+              <w:rPr>
+                <w:lang w:val="es-ES"/>
+              </w:rPr>
+              <w:t>o</w:t>
+            </w:r>
+          </w:p>
+        </w:tc>
+        <w:tc>
+          <w:tcPr>
+            <w:tcW w:w="1659" w:type="dxa"/>
+          </w:tcPr>
+          <w:p>
+            <w:pPr>
+              <w:rPr>
+                <w:lang w:val="es-ES"/>
+              </w:rPr>
+            </w:pPr>
+            <w:r>
+              <w:rPr>
+                <w:lang w:val="es-ES"/>
+              </w:rPr>
+              <w:t>-e</w:t>
+            </w:r>
+          </w:p>
+        </w:tc>
+        <w:tc>
+          <w:tcPr>
+            <w:tcW w:w="1659" w:type="dxa"/>
+          </w:tcPr>
+          <w:p>
+            <w:pPr>
+              <w:rPr>
+                <w:lang w:val="es-ES"/>
+              </w:rPr>
+            </w:pPr>
+            <w:r>
+              <w:rPr>
+                <w:lang w:val="es-ES"/>
+              </w:rPr>
+              <w:t>-e</w:t>
+            </w:r>
+          </w:p>
+        </w:tc>
+      </w:tr>
+      <w:tr>
+        <w:tc>
+          <w:tcPr>
+            <w:tcW w:w="1659" w:type="dxa"/>
+          </w:tcPr>
+          <w:p>
+            <w:pPr>
+              <w:jc w:val="center"/>
+              <w:rPr>
+                <w:lang w:val="es-ES"/>
+              </w:rPr>
+            </w:pPr>
+            <w:r>
+              <w:rPr>
+                <w:lang w:val="es-ES"/>
+              </w:rPr>
+              <w:t>Tu</w:t>
+            </w:r>
+          </w:p>
+        </w:tc>
+        <w:tc>
+          <w:tcPr>
+            <w:tcW w:w="1659" w:type="dxa"/>
+          </w:tcPr>
+          <w:p>
+            <w:pPr>
+              <w:rPr>
+                <w:lang w:val="es-ES"/>
+              </w:rPr>
+            </w:pPr>
+            <w:r>
+              <w:rPr>
+                <w:lang w:val="es-ES"/>
+              </w:rPr>
+              <w:t>-as</w:t>
+            </w:r>
+          </w:p>
+        </w:tc>
+        <w:tc>
+          <w:tcPr>
+            <w:tcW w:w="1659" w:type="dxa"/>
+          </w:tcPr>
+          <w:p>
+            <w:pPr>
+              <w:rPr>
+                <w:lang w:val="es-ES"/>
+              </w:rPr>
+            </w:pPr>
+            <w:r>
+              <w:rPr>
+                <w:lang w:val="es-ES"/>
+              </w:rPr>
+              <w:t>-as</w:t>
+            </w:r>
+          </w:p>
+        </w:tc>
+        <w:tc>
+          <w:tcPr>
+            <w:tcW w:w="1659" w:type="dxa"/>
+          </w:tcPr>
+          <w:p>
+            <w:pPr>
+              <w:rPr>
+                <w:lang w:val="es-ES"/>
+              </w:rPr>
+            </w:pPr>
+            <w:r>
+              <w:rPr>
+                <w:lang w:val="es-ES"/>
+              </w:rPr>
+              <w:t>-as</w:t>
+            </w:r>
+          </w:p>
+        </w:tc>
+      </w:tr>
+      <w:tr>
+        <w:tc>
+          <w:tcPr>
+            <w:tcW w:w="1659" w:type="dxa"/>
+          </w:tcPr>
+          <w:p>
+            <w:pPr>
+              <w:jc w:val="center"/>
+              <w:rPr>
+                <w:lang w:val="es-ES"/>
+              </w:rPr>
+            </w:pPr>
+            <w:r>
+              <w:rPr>
+                <w:lang w:val="es-ES"/>
+              </w:rPr>
+              <w:t>ErSie</w:t>
+            </w:r>
+          </w:p>
+        </w:tc>
+        <w:tc>
+          <w:tcPr>
+            <w:tcW w:w="1659" w:type="dxa"/>
+          </w:tcPr>
+          <w:p>
+            <w:pPr>
+              <w:rPr>
+                <w:lang w:val="es-ES"/>
+              </w:rPr>
+            </w:pPr>
+            <w:r>
+              <w:rPr>
+                <w:lang w:val="es-ES"/>
+              </w:rPr>
+              <w:t>-a</w:t>
+            </w:r>
+          </w:p>
+        </w:tc>
+        <w:tc>
+          <w:tcPr>
+            <w:tcW w:w="1659" w:type="dxa"/>
+          </w:tcPr>
+          <w:p>
+            <w:pPr>
+              <w:rPr>
+                <w:lang w:val="es-ES"/>
+              </w:rPr>
+            </w:pPr>
+            <w:r>
+              <w:rPr>
+                <w:lang w:val="es-ES"/>
+              </w:rPr>
+              <w:t>-a</w:t>
+            </w:r>
+          </w:p>
+        </w:tc>
+        <w:tc>
+          <w:tcPr>
+            <w:tcW w:w="1659" w:type="dxa"/>
+          </w:tcPr>
+          <w:p>
+            <w:pPr>
+              <w:rPr>
+                <w:lang w:val="es-ES"/>
+              </w:rPr>
+            </w:pPr>
+            <w:r>
+              <w:rPr>
+                <w:lang w:val="es-ES"/>
+              </w:rPr>
+              <w:t>-a</w:t>
+            </w:r>
+          </w:p>
+        </w:tc>
+      </w:tr>
+      <w:tr>
+        <w:tc>
+          <w:tcPr>
+            <w:tcW w:w="1659" w:type="dxa"/>
+          </w:tcPr>
+          <w:p>
+            <w:pPr>
+              <w:jc w:val="center"/>
+              <w:rPr>
+                <w:lang w:val="es-ES"/>
+              </w:rPr>
+            </w:pPr>
+            <w:r>
+              <w:rPr>
+                <w:lang w:val="es-ES"/>
+              </w:rPr>
+              <w:t>Nou</w:t>
+            </w:r>
+          </w:p>
+        </w:tc>
+        <w:tc>
+          <w:tcPr>
+            <w:tcW w:w="1659" w:type="dxa"/>
+          </w:tcPr>
+          <w:p>
+            <w:pPr>
+              <w:rPr>
+                <w:lang w:val="es-ES"/>
+              </w:rPr>
+            </w:pPr>
+            <w:r>
+              <w:rPr>
+                <w:lang w:val="es-ES"/>
+              </w:rPr>
+              <w:t>-</w:t>
+            </w:r>
+            <w:r>
+              <w:rPr>
+                <w:lang w:val="es-ES"/>
+              </w:rPr>
+              <w:t>am</w:t>
+            </w:r>
+          </w:p>
+        </w:tc>
+        <w:tc>
+          <w:tcPr>
+            <w:tcW w:w="1659" w:type="dxa"/>
+          </w:tcPr>
+          <w:p>
+            <w:pPr>
+              <w:rPr>
+                <w:lang w:val="es-ES"/>
+              </w:rPr>
+            </w:pPr>
+            <w:r>
+              <w:rPr>
+                <w:lang w:val="es-ES"/>
+              </w:rPr>
+              <w:t>-em</w:t>
+            </w:r>
+          </w:p>
+        </w:tc>
+        <w:tc>
+          <w:tcPr>
+            <w:tcW w:w="1659" w:type="dxa"/>
+          </w:tcPr>
+          <w:p>
+            <w:pPr>
+              <w:rPr>
+                <w:lang w:val="es-ES"/>
+              </w:rPr>
+            </w:pPr>
+            <w:r>
+              <w:rPr>
+                <w:lang w:val="es-ES"/>
+              </w:rPr>
+              <w:t>-em</w:t>
+            </w:r>
+          </w:p>
+        </w:tc>
+      </w:tr>
+      <w:tr>
+        <w:tc>
+          <w:tcPr>
+            <w:tcW w:w="1659" w:type="dxa"/>
+          </w:tcPr>
+          <w:p>
+            <w:pPr>
+              <w:jc w:val="center"/>
+              <w:rPr>
+                <w:lang w:val="es-ES"/>
+              </w:rPr>
+            </w:pPr>
+            <w:r>
+              <w:rPr>
+                <w:lang w:val="es-ES"/>
+              </w:rPr>
+              <w:t>Vou</w:t>
+            </w:r>
+          </w:p>
+        </w:tc>
+        <w:tc>
+          <w:tcPr>
+            <w:tcW w:w="1659" w:type="dxa"/>
+          </w:tcPr>
+          <w:p>
+            <w:pPr>
+              <w:rPr>
+                <w:lang w:val="es-ES"/>
+              </w:rPr>
+            </w:pPr>
+            <w:r>
+              <w:rPr>
+                <w:lang w:val="es-ES"/>
+              </w:rPr>
+              <w:t>-</w:t>
+            </w:r>
+            <w:r>
+              <w:rPr>
+                <w:lang w:val="es-ES"/>
+              </w:rPr>
+              <w:t>í</w:t>
+            </w:r>
+            <w:r>
+              <w:rPr>
+                <w:lang w:val="es-ES"/>
+              </w:rPr>
+              <w:t>s</w:t>
+            </w:r>
+          </w:p>
+        </w:tc>
+        <w:tc>
+          <w:tcPr>
+            <w:tcW w:w="1659" w:type="dxa"/>
+          </w:tcPr>
+          <w:p>
+            <w:pPr>
+              <w:rPr>
+                <w:lang w:val="es-ES"/>
+              </w:rPr>
+            </w:pPr>
+            <w:r>
+              <w:rPr>
+                <w:lang w:val="es-ES"/>
+              </w:rPr>
+              <w:t>-ís</w:t>
+            </w:r>
+          </w:p>
+        </w:tc>
+        <w:tc>
+          <w:tcPr>
+            <w:tcW w:w="1659" w:type="dxa"/>
+          </w:tcPr>
+          <w:p>
+            <w:pPr>
+              <w:rPr>
+                <w:lang w:val="es-ES"/>
+              </w:rPr>
+            </w:pPr>
+            <w:r>
+              <w:rPr>
+                <w:lang w:val="es-ES"/>
+              </w:rPr>
+              <w:t>-ís</w:t>
+            </w:r>
+          </w:p>
+        </w:tc>
+      </w:tr>
+      <w:tr>
+        <w:tc>
+          <w:tcPr>
+            <w:tcW w:w="1659" w:type="dxa"/>
+          </w:tcPr>
+          <w:p>
+            <w:pPr>
+              <w:jc w:val="center"/>
+              <w:rPr>
+                <w:lang w:val="es-ES"/>
+              </w:rPr>
+            </w:pPr>
+            <w:r>
+              <w:rPr>
+                <w:lang w:val="es-ES"/>
+              </w:rPr>
+              <w:t>Iou</w:t>
+            </w:r>
+          </w:p>
+        </w:tc>
+        <w:tc>
+          <w:tcPr>
+            <w:tcW w:w="1659" w:type="dxa"/>
+          </w:tcPr>
+          <w:p>
+            <w:pPr>
+              <w:rPr>
+                <w:lang w:val="es-ES"/>
+              </w:rPr>
+            </w:pPr>
+            <w:r>
+              <w:rPr>
+                <w:lang w:val="es-ES"/>
+              </w:rPr>
+              <w:t>-an</w:t>
+            </w:r>
+          </w:p>
+        </w:tc>
+        <w:tc>
+          <w:tcPr>
+            <w:tcW w:w="1659" w:type="dxa"/>
+          </w:tcPr>
+          <w:p>
+            <w:pPr>
+              <w:rPr>
+                <w:lang w:val="es-ES"/>
+              </w:rPr>
+            </w:pPr>
+            <w:r>
+              <w:rPr>
+                <w:lang w:val="es-ES"/>
+              </w:rPr>
+              <w:t>-an</w:t>
+            </w:r>
+          </w:p>
+        </w:tc>
+        <w:tc>
+          <w:tcPr>
+            <w:tcW w:w="1659" w:type="dxa"/>
+          </w:tcPr>
+          <w:p>
+            <w:pPr>
+              <w:rPr>
+                <w:lang w:val="es-ES"/>
+              </w:rPr>
+            </w:pPr>
+            <w:r>
+              <w:rPr>
+                <w:lang w:val="es-ES"/>
+              </w:rPr>
+              <w:t>-an</w:t>
+            </w:r>
+          </w:p>
+        </w:tc>
+      </w:tr>
+    </w:tbl>
+    <w:p>
+      <w:pPr>
+        <w:rPr>
+          <w:lang w:val="en-GB"/>
+        </w:rPr>
+      </w:pPr>
+    </w:p>
+    <w:tbl>
+      <w:tblPr>
+        <w:tblStyle w:val="Tablaconcuadrcula"/>
+        <w:tblW w:w="0" w:type="auto"/>
+        <w:tblLook w:val="04A0" w:firstRow="1" w:lastRow="0" w:firstColumn="1" w:lastColumn="0" w:noHBand="0" w:noVBand="1"/>
+      </w:tblPr>
+      <w:tblGrid>
+        <w:gridCol w:w="1659"/>
+        <w:gridCol w:w="1659"/>
+        <w:gridCol w:w="1659"/>
+        <w:gridCol w:w="1659"/>
+      </w:tblGrid>
+      <w:tr>
+        <w:tc>
+          <w:tcPr>
+            <w:tcW w:w="1659" w:type="dxa"/>
+          </w:tcPr>
+          <w:p>
+            <w:pPr>
+              <w:jc w:val="center"/>
+            </w:pPr>
+            <w:r>
+              <w:t>Veske</w:t>
+            </w:r>
+            <w:r>
+              <w:rPr>
+                <w:rFonts w:hint="eastAsia"/>
+              </w:rPr>
+              <w:t>过去式</w:t>
+            </w:r>
+          </w:p>
+        </w:tc>
+        <w:tc>
+          <w:tcPr>
+            <w:tcW w:w="1659" w:type="dxa"/>
+          </w:tcPr>
+          <w:p>
+            <w:pPr>
+              <w:rPr>
+                <w:rFonts w:hint="eastAsia"/>
+                <w:lang w:val="es-ES"/>
+              </w:rPr>
+            </w:pPr>
+            <w:r>
+              <w:rPr>
+                <w:rFonts w:hint="eastAsia"/>
+                <w:lang w:val="es-ES"/>
+              </w:rPr>
+              <w:t>-ar</w:t>
+            </w:r>
+          </w:p>
+        </w:tc>
+        <w:tc>
+          <w:tcPr>
+            <w:tcW w:w="1659" w:type="dxa"/>
+          </w:tcPr>
+          <w:p>
+            <w:pPr>
+              <w:rPr>
+                <w:rFonts w:hint="eastAsia"/>
+                <w:lang w:val="es-ES"/>
+              </w:rPr>
+            </w:pPr>
+            <w:r>
+              <w:rPr>
+                <w:rFonts w:hint="eastAsia"/>
+                <w:lang w:val="es-ES"/>
+              </w:rPr>
+              <w:t>-er</w:t>
+            </w:r>
+          </w:p>
+        </w:tc>
+        <w:tc>
+          <w:tcPr>
+            <w:tcW w:w="1659" w:type="dxa"/>
+          </w:tcPr>
+          <w:p>
+            <w:pPr>
+              <w:rPr>
+                <w:rFonts w:hint="eastAsia"/>
+                <w:lang w:val="es-ES"/>
+              </w:rPr>
+            </w:pPr>
+            <w:r>
+              <w:rPr>
+                <w:rFonts w:hint="eastAsia"/>
+                <w:lang w:val="es-ES"/>
+              </w:rPr>
+              <w:t>-ir</w:t>
+            </w:r>
+          </w:p>
+        </w:tc>
+      </w:tr>
+      <w:tr>
+        <w:tc>
+          <w:tcPr>
+            <w:tcW w:w="1659" w:type="dxa"/>
+          </w:tcPr>
+          <w:p>
+            <w:pPr>
+              <w:jc w:val="center"/>
+              <w:rPr>
+                <w:lang w:val="es-ES"/>
+              </w:rPr>
+            </w:pPr>
+            <w:r>
+              <w:rPr>
+                <w:lang w:val="es-ES"/>
+              </w:rPr>
+              <w:t>Jo</w:t>
+            </w:r>
+          </w:p>
+        </w:tc>
+        <w:tc>
+          <w:tcPr>
+            <w:tcW w:w="1659" w:type="dxa"/>
+          </w:tcPr>
+          <w:p>
+            <w:pPr>
+              <w:rPr>
+                <w:lang w:val="es-ES"/>
+              </w:rPr>
+            </w:pPr>
+            <w:r>
+              <w:rPr>
+                <w:lang w:val="es-ES"/>
+              </w:rPr>
+              <w:t>-é</w:t>
+            </w:r>
+          </w:p>
+        </w:tc>
+        <w:tc>
+          <w:tcPr>
+            <w:tcW w:w="1659" w:type="dxa"/>
+          </w:tcPr>
+          <w:p>
+            <w:pPr>
+              <w:rPr>
+                <w:rFonts w:hint="eastAsia"/>
+                <w:lang w:val="es-ES"/>
+              </w:rPr>
+            </w:pPr>
+            <w:r>
+              <w:rPr>
+                <w:lang w:val="es-ES"/>
+              </w:rPr>
+              <w:t>-é</w:t>
+            </w:r>
+          </w:p>
+        </w:tc>
+        <w:tc>
+          <w:tcPr>
+            <w:tcW w:w="1659" w:type="dxa"/>
+          </w:tcPr>
+          <w:p>
+            <w:pPr>
+              <w:rPr>
+                <w:rFonts w:hint="eastAsia"/>
+                <w:lang w:val="es-ES"/>
+              </w:rPr>
+            </w:pPr>
+            <w:r>
+              <w:rPr>
+                <w:lang w:val="es-ES"/>
+              </w:rPr>
+              <w:t>-é</w:t>
+            </w:r>
+          </w:p>
+        </w:tc>
+      </w:tr>
+      <w:tr>
+        <w:tc>
+          <w:tcPr>
+            <w:tcW w:w="1659" w:type="dxa"/>
+          </w:tcPr>
+          <w:p>
+            <w:pPr>
+              <w:jc w:val="center"/>
+              <w:rPr>
+                <w:lang w:val="es-ES"/>
+              </w:rPr>
+            </w:pPr>
+            <w:r>
+              <w:rPr>
+                <w:lang w:val="es-ES"/>
+              </w:rPr>
+              <w:t>Tu</w:t>
+            </w:r>
+          </w:p>
+        </w:tc>
+        <w:tc>
+          <w:tcPr>
+            <w:tcW w:w="1659" w:type="dxa"/>
+          </w:tcPr>
+          <w:p>
+            <w:pPr>
+              <w:rPr>
+                <w:lang w:val="es-ES"/>
+              </w:rPr>
+            </w:pPr>
+            <w:r>
+              <w:rPr>
+                <w:lang w:val="es-ES"/>
+              </w:rPr>
+              <w:t>-ast</w:t>
+            </w:r>
+          </w:p>
+        </w:tc>
+        <w:tc>
+          <w:tcPr>
+            <w:tcW w:w="1659" w:type="dxa"/>
+          </w:tcPr>
+          <w:p>
+            <w:pPr>
+              <w:rPr>
+                <w:rFonts w:hint="eastAsia"/>
+                <w:lang w:val="es-ES"/>
+              </w:rPr>
+            </w:pPr>
+            <w:r>
+              <w:rPr>
+                <w:lang w:val="es-ES"/>
+              </w:rPr>
+              <w:t>-ast</w:t>
+            </w:r>
+          </w:p>
+        </w:tc>
+        <w:tc>
+          <w:tcPr>
+            <w:tcW w:w="1659" w:type="dxa"/>
+          </w:tcPr>
+          <w:p>
+            <w:pPr>
+              <w:rPr>
+                <w:rFonts w:hint="eastAsia"/>
+                <w:lang w:val="es-ES"/>
+              </w:rPr>
+            </w:pPr>
+            <w:r>
+              <w:rPr>
+                <w:lang w:val="es-ES"/>
+              </w:rPr>
+              <w:t>-ast</w:t>
+            </w:r>
+          </w:p>
+        </w:tc>
+      </w:tr>
+      <w:tr>
+        <w:tc>
+          <w:tcPr>
+            <w:tcW w:w="1659" w:type="dxa"/>
+          </w:tcPr>
+          <w:p>
+            <w:pPr>
+              <w:jc w:val="center"/>
+              <w:rPr>
+                <w:lang w:val="es-ES"/>
+              </w:rPr>
+            </w:pPr>
+            <w:r>
+              <w:rPr>
+                <w:lang w:val="es-ES"/>
+              </w:rPr>
+              <w:t>ErSie</w:t>
+            </w:r>
+          </w:p>
+        </w:tc>
+        <w:tc>
+          <w:tcPr>
+            <w:tcW w:w="1659" w:type="dxa"/>
+          </w:tcPr>
+          <w:p>
+            <w:pPr>
+              <w:rPr>
+                <w:lang w:val="es-ES"/>
+              </w:rPr>
+            </w:pPr>
+            <w:r>
+              <w:rPr>
+                <w:lang w:val="es-ES"/>
+              </w:rPr>
+              <w:t>-ó</w:t>
+            </w:r>
+          </w:p>
+        </w:tc>
+        <w:tc>
+          <w:tcPr>
+            <w:tcW w:w="1659" w:type="dxa"/>
+          </w:tcPr>
+          <w:p>
+            <w:pPr>
+              <w:rPr>
+                <w:rFonts w:hint="eastAsia"/>
+                <w:lang w:val="es-ES"/>
+              </w:rPr>
+            </w:pPr>
+            <w:r>
+              <w:rPr>
+                <w:lang w:val="es-ES"/>
+              </w:rPr>
+              <w:t>-ó</w:t>
+            </w:r>
+          </w:p>
+        </w:tc>
+        <w:tc>
+          <w:tcPr>
+            <w:tcW w:w="1659" w:type="dxa"/>
+          </w:tcPr>
+          <w:p>
+            <w:pPr>
+              <w:rPr>
+                <w:rFonts w:hint="eastAsia"/>
+                <w:lang w:val="es-ES"/>
+              </w:rPr>
+            </w:pPr>
+            <w:r>
+              <w:rPr>
+                <w:lang w:val="es-ES"/>
+              </w:rPr>
+              <w:t>-ó</w:t>
+            </w:r>
+          </w:p>
+        </w:tc>
+      </w:tr>
+      <w:tr>
+        <w:tc>
+          <w:tcPr>
+            <w:tcW w:w="1659" w:type="dxa"/>
+          </w:tcPr>
+          <w:p>
+            <w:pPr>
+              <w:jc w:val="center"/>
+              <w:rPr>
+                <w:lang w:val="es-ES"/>
+              </w:rPr>
+            </w:pPr>
+            <w:r>
+              <w:rPr>
+                <w:lang w:val="es-ES"/>
+              </w:rPr>
+              <w:t>Nou</w:t>
+            </w:r>
+          </w:p>
+        </w:tc>
+        <w:tc>
+          <w:tcPr>
+            <w:tcW w:w="1659" w:type="dxa"/>
+          </w:tcPr>
+          <w:p>
+            <w:pPr>
+              <w:rPr>
+                <w:lang w:val="es-ES"/>
+              </w:rPr>
+            </w:pPr>
+            <w:r>
+              <w:rPr>
+                <w:lang w:val="es-ES"/>
+              </w:rPr>
+              <w:t>-ams</w:t>
+            </w:r>
+          </w:p>
+        </w:tc>
+        <w:tc>
+          <w:tcPr>
+            <w:tcW w:w="1659" w:type="dxa"/>
+          </w:tcPr>
+          <w:p>
+            <w:pPr>
+              <w:rPr>
+                <w:rFonts w:hint="eastAsia"/>
+                <w:lang w:val="es-ES"/>
+              </w:rPr>
+            </w:pPr>
+            <w:r>
+              <w:rPr>
+                <w:lang w:val="es-ES"/>
+              </w:rPr>
+              <w:t>-ams</w:t>
+            </w:r>
+          </w:p>
+        </w:tc>
+        <w:tc>
+          <w:tcPr>
+            <w:tcW w:w="1659" w:type="dxa"/>
+          </w:tcPr>
+          <w:p>
+            <w:pPr>
+              <w:rPr>
+                <w:rFonts w:hint="eastAsia"/>
+                <w:lang w:val="es-ES"/>
+              </w:rPr>
+            </w:pPr>
+            <w:r>
+              <w:rPr>
+                <w:lang w:val="es-ES"/>
+              </w:rPr>
+              <w:t>-ams</w:t>
+            </w:r>
+          </w:p>
+        </w:tc>
+      </w:tr>
+      <w:tr>
+        <w:tc>
+          <w:tcPr>
+            <w:tcW w:w="1659" w:type="dxa"/>
+          </w:tcPr>
+          <w:p>
+            <w:pPr>
+              <w:jc w:val="center"/>
+              <w:rPr>
+                <w:lang w:val="es-ES"/>
+              </w:rPr>
+            </w:pPr>
+            <w:r>
+              <w:rPr>
+                <w:lang w:val="es-ES"/>
+              </w:rPr>
+              <w:t>Vou</w:t>
+            </w:r>
+          </w:p>
+        </w:tc>
+        <w:tc>
+          <w:tcPr>
+            <w:tcW w:w="1659" w:type="dxa"/>
+          </w:tcPr>
+          <w:p>
+            <w:pPr>
+              <w:rPr>
+                <w:lang w:val="es-ES"/>
+              </w:rPr>
+            </w:pPr>
+            <w:r>
+              <w:rPr>
+                <w:lang w:val="es-ES"/>
+              </w:rPr>
+              <w:t>-ás</w:t>
+            </w:r>
+          </w:p>
+        </w:tc>
+        <w:tc>
+          <w:tcPr>
+            <w:tcW w:w="1659" w:type="dxa"/>
+          </w:tcPr>
+          <w:p>
+            <w:pPr>
+              <w:rPr>
+                <w:rFonts w:hint="eastAsia"/>
+                <w:lang w:val="es-ES"/>
+              </w:rPr>
+            </w:pPr>
+            <w:r>
+              <w:rPr>
+                <w:lang w:val="es-ES"/>
+              </w:rPr>
+              <w:t>-ás</w:t>
+            </w:r>
+          </w:p>
+        </w:tc>
+        <w:tc>
+          <w:tcPr>
+            <w:tcW w:w="1659" w:type="dxa"/>
+          </w:tcPr>
+          <w:p>
+            <w:pPr>
+              <w:rPr>
+                <w:rFonts w:hint="eastAsia"/>
+                <w:lang w:val="es-ES"/>
+              </w:rPr>
+            </w:pPr>
+            <w:r>
+              <w:rPr>
+                <w:lang w:val="es-ES"/>
+              </w:rPr>
+              <w:t>-ás</w:t>
+            </w:r>
+          </w:p>
+        </w:tc>
+      </w:tr>
+      <w:tr>
+        <w:trPr>
+          <w:trHeight w:val="52"/>
+        </w:trPr>
+        <w:tc>
+          <w:tcPr>
+            <w:tcW w:w="1659" w:type="dxa"/>
+          </w:tcPr>
+          <w:p>
+            <w:pPr>
+              <w:jc w:val="center"/>
+              <w:rPr>
+                <w:lang w:val="es-ES"/>
+              </w:rPr>
+            </w:pPr>
+            <w:r>
+              <w:rPr>
+                <w:lang w:val="es-ES"/>
+              </w:rPr>
+              <w:t>Iou</w:t>
+            </w:r>
+          </w:p>
+        </w:tc>
+        <w:tc>
+          <w:tcPr>
+            <w:tcW w:w="1659" w:type="dxa"/>
+          </w:tcPr>
+          <w:p>
+            <w:pPr>
+              <w:rPr>
+                <w:lang w:val="es-ES"/>
+              </w:rPr>
+            </w:pPr>
+            <w:r>
+              <w:rPr>
+                <w:lang w:val="es-ES"/>
+              </w:rPr>
+              <w:t>-án</w:t>
+            </w:r>
+          </w:p>
+        </w:tc>
+        <w:tc>
+          <w:tcPr>
+            <w:tcW w:w="1659" w:type="dxa"/>
+          </w:tcPr>
+          <w:p>
+            <w:pPr>
+              <w:rPr>
+                <w:rFonts w:hint="eastAsia"/>
+                <w:lang w:val="es-ES"/>
+              </w:rPr>
+            </w:pPr>
+            <w:r>
+              <w:rPr>
+                <w:lang w:val="es-ES"/>
+              </w:rPr>
+              <w:t>-</w:t>
+            </w:r>
+            <w:r>
+              <w:rPr>
+                <w:lang w:val="es-ES"/>
+              </w:rPr>
+              <w:t>é</w:t>
+            </w:r>
+            <w:r>
+              <w:rPr>
+                <w:lang w:val="es-ES"/>
+              </w:rPr>
+              <w:t>n</w:t>
+            </w:r>
+          </w:p>
+        </w:tc>
+        <w:tc>
+          <w:tcPr>
+            <w:tcW w:w="1659" w:type="dxa"/>
+          </w:tcPr>
+          <w:p>
+            <w:pPr>
+              <w:rPr>
+                <w:rFonts w:hint="eastAsia"/>
+                <w:lang w:val="es-ES"/>
+              </w:rPr>
+            </w:pPr>
+            <w:r>
+              <w:rPr>
+                <w:lang w:val="es-ES"/>
+              </w:rPr>
+              <w:t>-</w:t>
+            </w:r>
+            <w:r>
+              <w:rPr>
+                <w:lang w:val="es-ES"/>
+              </w:rPr>
+              <w:t>é</w:t>
+            </w:r>
+            <w:r>
+              <w:rPr>
+                <w:lang w:val="es-ES"/>
+              </w:rPr>
+              <w:t>n</w:t>
+            </w:r>
+          </w:p>
+        </w:tc>
+      </w:tr>
+    </w:tbl>
+    <w:p>
+      <w:pPr>
+        <w:rPr>
+          <w:lang w:val="en-GB"/>
+        </w:rPr>
+      </w:pPr>
+    </w:p>
+    <w:tbl>
+      <w:tblPr>
+        <w:tblStyle w:val="Tablaconcuadrcula"/>
+        <w:tblW w:w="0" w:type="auto"/>
+        <w:tblLook w:val="04A0" w:firstRow="1" w:lastRow="0" w:firstColumn="1" w:lastColumn="0" w:noHBand="0" w:noVBand="1"/>
+      </w:tblPr>
+      <w:tblGrid>
+        <w:gridCol w:w="1659"/>
+        <w:gridCol w:w="1659"/>
+        <w:gridCol w:w="1659"/>
+        <w:gridCol w:w="1659"/>
+      </w:tblGrid>
+      <w:tr>
+        <w:tc>
+          <w:tcPr>
+            <w:tcW w:w="1659" w:type="dxa"/>
+          </w:tcPr>
+          <w:p>
+            <w:pPr>
+              <w:jc w:val="center"/>
+            </w:pPr>
+            <w:r>
+              <w:t>B</w:t>
+            </w:r>
+            <w:r>
+              <w:t>ara</w:t>
+            </w:r>
+            <w:r>
+              <w:t>lo</w:t>
+            </w:r>
+            <w:r>
+              <w:rPr>
+                <w:rFonts w:hint="eastAsia"/>
+              </w:rPr>
+              <w:t>未来式</w:t>
+            </w:r>
+          </w:p>
+        </w:tc>
+        <w:tc>
+          <w:tcPr>
+            <w:tcW w:w="1659" w:type="dxa"/>
+          </w:tcPr>
+          <w:p>
+            <w:pPr>
+              <w:rPr>
+                <w:lang w:val="es-ES"/>
+              </w:rPr>
+            </w:pPr>
+            <w:r>
+              <w:rPr>
+                <w:lang w:val="es-ES"/>
+              </w:rPr>
+              <w:t>-ar</w:t>
+            </w:r>
+          </w:p>
+        </w:tc>
+        <w:tc>
+          <w:tcPr>
+            <w:tcW w:w="1659" w:type="dxa"/>
+          </w:tcPr>
+          <w:p>
+            <w:pPr>
+              <w:rPr>
+                <w:lang w:val="es-ES"/>
+              </w:rPr>
+            </w:pPr>
+            <w:r>
+              <w:rPr>
+                <w:lang w:val="es-ES"/>
+              </w:rPr>
+              <w:t>-er</w:t>
+            </w:r>
+          </w:p>
+        </w:tc>
+        <w:tc>
+          <w:tcPr>
+            <w:tcW w:w="1659" w:type="dxa"/>
+          </w:tcPr>
+          <w:p>
+            <w:pPr>
+              <w:rPr>
+                <w:lang w:val="es-ES"/>
+              </w:rPr>
+            </w:pPr>
+            <w:r>
+              <w:rPr>
+                <w:lang w:val="es-ES"/>
+              </w:rPr>
+              <w:t>-ir</w:t>
+            </w:r>
+          </w:p>
+        </w:tc>
+      </w:tr>
+      <w:tr>
+        <w:tc>
+          <w:tcPr>
+            <w:tcW w:w="1659" w:type="dxa"/>
+          </w:tcPr>
+          <w:p>
+            <w:pPr>
+              <w:jc w:val="center"/>
+              <w:rPr>
+                <w:lang w:val="es-ES"/>
+              </w:rPr>
+            </w:pPr>
+            <w:r>
+              <w:rPr>
+                <w:lang w:val="es-ES"/>
+              </w:rPr>
+              <w:t>Jo</w:t>
+            </w:r>
+          </w:p>
+        </w:tc>
+        <w:tc>
+          <w:tcPr>
+            <w:tcW w:w="1659" w:type="dxa"/>
+          </w:tcPr>
+          <w:p>
+            <w:pPr>
+              <w:rPr>
+                <w:lang w:val="es-ES"/>
+              </w:rPr>
+            </w:pPr>
+            <w:r>
+              <w:rPr>
+                <w:lang w:val="es-ES"/>
+              </w:rPr>
+              <w:t>-é</w:t>
+            </w:r>
+          </w:p>
+        </w:tc>
+        <w:tc>
+          <w:tcPr>
+            <w:tcW w:w="1659" w:type="dxa"/>
+          </w:tcPr>
+          <w:p>
+            <w:pPr>
+              <w:rPr>
+                <w:rFonts w:hint="eastAsia"/>
+                <w:lang w:val="es-ES"/>
+              </w:rPr>
+            </w:pPr>
+            <w:r>
+              <w:rPr>
+                <w:lang w:val="es-ES"/>
+              </w:rPr>
+              <w:t>-é</w:t>
+            </w:r>
+          </w:p>
+        </w:tc>
+        <w:tc>
+          <w:tcPr>
+            <w:tcW w:w="1659" w:type="dxa"/>
+          </w:tcPr>
+          <w:p>
+            <w:pPr>
+              <w:rPr>
+                <w:rFonts w:hint="eastAsia"/>
+                <w:lang w:val="es-ES"/>
+              </w:rPr>
+            </w:pPr>
+            <w:r>
+              <w:rPr>
+                <w:lang w:val="es-ES"/>
+              </w:rPr>
+              <w:t>-é</w:t>
+            </w:r>
+          </w:p>
+        </w:tc>
+      </w:tr>
+      <w:tr>
+        <w:tc>
+          <w:tcPr>
+            <w:tcW w:w="1659" w:type="dxa"/>
+          </w:tcPr>
+          <w:p>
+            <w:pPr>
+              <w:jc w:val="center"/>
+              <w:rPr>
+                <w:lang w:val="es-ES"/>
+              </w:rPr>
+            </w:pPr>
+            <w:r>
+              <w:rPr>
+                <w:lang w:val="es-ES"/>
+              </w:rPr>
+              <w:t>Tu</w:t>
+            </w:r>
+          </w:p>
+        </w:tc>
+        <w:tc>
+          <w:tcPr>
+            <w:tcW w:w="1659" w:type="dxa"/>
+          </w:tcPr>
+          <w:p>
+            <w:pPr>
+              <w:rPr>
+                <w:lang w:val="es-ES"/>
+              </w:rPr>
+            </w:pPr>
+            <w:r>
+              <w:rPr>
+                <w:lang w:val="es-ES"/>
+              </w:rPr>
+              <w:t>-ás</w:t>
+            </w:r>
+          </w:p>
+        </w:tc>
+        <w:tc>
+          <w:tcPr>
+            <w:tcW w:w="1659" w:type="dxa"/>
+          </w:tcPr>
+          <w:p>
+            <w:pPr>
+              <w:rPr>
+                <w:rFonts w:hint="eastAsia"/>
+                <w:lang w:val="es-ES"/>
+              </w:rPr>
+            </w:pPr>
+            <w:r>
+              <w:rPr>
+                <w:lang w:val="es-ES"/>
+              </w:rPr>
+              <w:t>-ás</w:t>
+            </w:r>
+          </w:p>
+        </w:tc>
+        <w:tc>
+          <w:tcPr>
+            <w:tcW w:w="1659" w:type="dxa"/>
+          </w:tcPr>
+          <w:p>
+            <w:pPr>
+              <w:rPr>
+                <w:rFonts w:hint="eastAsia"/>
+                <w:lang w:val="es-ES"/>
+              </w:rPr>
+            </w:pPr>
+            <w:r>
+              <w:rPr>
+                <w:lang w:val="es-ES"/>
+              </w:rPr>
+              <w:t>-ás</w:t>
+            </w:r>
+          </w:p>
+        </w:tc>
+      </w:tr>
+      <w:tr>
+        <w:tc>
+          <w:tcPr>
+            <w:tcW w:w="1659" w:type="dxa"/>
+          </w:tcPr>
+          <w:p>
+            <w:pPr>
+              <w:jc w:val="center"/>
+              <w:rPr>
+                <w:lang w:val="es-ES"/>
+              </w:rPr>
+            </w:pPr>
+            <w:r>
+              <w:rPr>
+                <w:lang w:val="es-ES"/>
+              </w:rPr>
+              <w:t>ErSie</w:t>
+            </w:r>
+          </w:p>
+        </w:tc>
+        <w:tc>
+          <w:tcPr>
+            <w:tcW w:w="1659" w:type="dxa"/>
+          </w:tcPr>
+          <w:p>
+            <w:pPr>
+              <w:rPr>
+                <w:lang w:val="es-ES"/>
+              </w:rPr>
+            </w:pPr>
+            <w:r>
+              <w:rPr>
+                <w:lang w:val="es-ES"/>
+              </w:rPr>
+              <w:t>-á</w:t>
+            </w:r>
+          </w:p>
+        </w:tc>
+        <w:tc>
+          <w:tcPr>
+            <w:tcW w:w="1659" w:type="dxa"/>
+          </w:tcPr>
+          <w:p>
+            <w:pPr>
+              <w:rPr>
+                <w:rFonts w:hint="eastAsia"/>
+                <w:lang w:val="es-ES"/>
+              </w:rPr>
+            </w:pPr>
+            <w:r>
+              <w:rPr>
+                <w:lang w:val="es-ES"/>
+              </w:rPr>
+              <w:t>-á</w:t>
+            </w:r>
+          </w:p>
+        </w:tc>
+        <w:tc>
+          <w:tcPr>
+            <w:tcW w:w="1659" w:type="dxa"/>
+          </w:tcPr>
+          <w:p>
+            <w:pPr>
+              <w:rPr>
+                <w:rFonts w:hint="eastAsia"/>
+                <w:lang w:val="es-ES"/>
+              </w:rPr>
+            </w:pPr>
+            <w:r>
+              <w:rPr>
+                <w:lang w:val="es-ES"/>
+              </w:rPr>
+              <w:t>-á</w:t>
+            </w:r>
+          </w:p>
+        </w:tc>
+      </w:tr>
+      <w:tr>
+        <w:tc>
+          <w:tcPr>
+            <w:tcW w:w="1659" w:type="dxa"/>
+          </w:tcPr>
+          <w:p>
+            <w:pPr>
+              <w:jc w:val="center"/>
+              <w:rPr>
+                <w:lang w:val="es-ES"/>
+              </w:rPr>
+            </w:pPr>
+            <w:r>
+              <w:rPr>
+                <w:lang w:val="es-ES"/>
+              </w:rPr>
+              <w:t>Nou</w:t>
+            </w:r>
+          </w:p>
+        </w:tc>
+        <w:tc>
+          <w:tcPr>
+            <w:tcW w:w="1659" w:type="dxa"/>
+          </w:tcPr>
+          <w:p>
+            <w:pPr>
+              <w:rPr>
+                <w:lang w:val="es-ES"/>
+              </w:rPr>
+            </w:pPr>
+            <w:r>
+              <w:rPr>
+                <w:lang w:val="es-ES"/>
+              </w:rPr>
+              <w:t>-ám</w:t>
+            </w:r>
+          </w:p>
+        </w:tc>
+        <w:tc>
+          <w:tcPr>
+            <w:tcW w:w="1659" w:type="dxa"/>
+          </w:tcPr>
+          <w:p>
+            <w:pPr>
+              <w:rPr>
+                <w:rFonts w:hint="eastAsia"/>
+                <w:lang w:val="es-ES"/>
+              </w:rPr>
+            </w:pPr>
+            <w:r>
+              <w:rPr>
+                <w:lang w:val="es-ES"/>
+              </w:rPr>
+              <w:t>-ám</w:t>
+            </w:r>
+          </w:p>
+        </w:tc>
+        <w:tc>
+          <w:tcPr>
+            <w:tcW w:w="1659" w:type="dxa"/>
+          </w:tcPr>
+          <w:p>
+            <w:pPr>
+              <w:rPr>
+                <w:rFonts w:hint="eastAsia"/>
+                <w:lang w:val="es-ES"/>
+              </w:rPr>
+            </w:pPr>
+            <w:r>
+              <w:rPr>
+                <w:lang w:val="es-ES"/>
+              </w:rPr>
+              <w:t>-ám</w:t>
+            </w:r>
+          </w:p>
+        </w:tc>
+      </w:tr>
+      <w:tr>
+        <w:tc>
+          <w:tcPr>
+            <w:tcW w:w="1659" w:type="dxa"/>
+          </w:tcPr>
+          <w:p>
+            <w:pPr>
+              <w:jc w:val="center"/>
+              <w:rPr>
+                <w:lang w:val="es-ES"/>
+              </w:rPr>
+            </w:pPr>
+            <w:r>
+              <w:rPr>
+                <w:lang w:val="es-ES"/>
+              </w:rPr>
+              <w:t>Vou</w:t>
+            </w:r>
+          </w:p>
+        </w:tc>
+        <w:tc>
+          <w:tcPr>
+            <w:tcW w:w="1659" w:type="dxa"/>
+          </w:tcPr>
+          <w:p>
+            <w:pPr>
+              <w:rPr>
+                <w:lang w:val="es-ES"/>
+              </w:rPr>
+            </w:pPr>
+            <w:r>
+              <w:rPr>
+                <w:lang w:val="es-ES"/>
+              </w:rPr>
+              <w:t>-áis</w:t>
+            </w:r>
+          </w:p>
+        </w:tc>
+        <w:tc>
+          <w:tcPr>
+            <w:tcW w:w="1659" w:type="dxa"/>
+          </w:tcPr>
+          <w:p>
+            <w:pPr>
+              <w:rPr>
+                <w:rFonts w:hint="eastAsia"/>
+                <w:lang w:val="es-ES"/>
+              </w:rPr>
+            </w:pPr>
+            <w:r>
+              <w:rPr>
+                <w:lang w:val="es-ES"/>
+              </w:rPr>
+              <w:t>-áis</w:t>
+            </w:r>
+          </w:p>
+        </w:tc>
+        <w:tc>
+          <w:tcPr>
+            <w:tcW w:w="1659" w:type="dxa"/>
+          </w:tcPr>
+          <w:p>
+            <w:pPr>
+              <w:rPr>
+                <w:rFonts w:hint="eastAsia"/>
+                <w:lang w:val="es-ES"/>
+              </w:rPr>
+            </w:pPr>
+            <w:r>
+              <w:rPr>
+                <w:lang w:val="es-ES"/>
+              </w:rPr>
+              <w:t>-áis</w:t>
+            </w:r>
+          </w:p>
+        </w:tc>
+      </w:tr>
+      <w:tr>
+        <w:tc>
+          <w:tcPr>
+            <w:tcW w:w="1659" w:type="dxa"/>
+          </w:tcPr>
+          <w:p>
+            <w:pPr>
+              <w:jc w:val="center"/>
+              <w:rPr>
+                <w:lang w:val="es-ES"/>
+              </w:rPr>
+            </w:pPr>
+            <w:r>
+              <w:rPr>
+                <w:lang w:val="es-ES"/>
+              </w:rPr>
+              <w:t>Iou</w:t>
+            </w:r>
+          </w:p>
+        </w:tc>
+        <w:tc>
+          <w:tcPr>
+            <w:tcW w:w="1659" w:type="dxa"/>
+          </w:tcPr>
+          <w:p>
+            <w:pPr>
+              <w:rPr>
+                <w:lang w:val="es-ES"/>
+              </w:rPr>
+            </w:pPr>
+            <w:r>
+              <w:rPr>
+                <w:lang w:val="es-ES"/>
+              </w:rPr>
+              <w:t>-án</w:t>
+            </w:r>
+          </w:p>
+        </w:tc>
+        <w:tc>
+          <w:tcPr>
+            <w:tcW w:w="1659" w:type="dxa"/>
+          </w:tcPr>
+          <w:p>
+            <w:pPr>
+              <w:rPr>
+                <w:rFonts w:hint="eastAsia"/>
+                <w:lang w:val="es-ES"/>
+              </w:rPr>
+            </w:pPr>
+            <w:r>
+              <w:rPr>
+                <w:lang w:val="es-ES"/>
+              </w:rPr>
+              <w:t>-án</w:t>
+            </w:r>
+          </w:p>
+        </w:tc>
+        <w:tc>
+          <w:tcPr>
+            <w:tcW w:w="1659" w:type="dxa"/>
+          </w:tcPr>
+          <w:p>
+            <w:pPr>
+              <w:rPr>
+                <w:rFonts w:hint="eastAsia"/>
+                <w:lang w:val="es-ES"/>
+              </w:rPr>
+            </w:pPr>
+            <w:r>
+              <w:rPr>
+                <w:lang w:val="es-ES"/>
+              </w:rPr>
+              <w:t>-án</w:t>
+            </w:r>
+          </w:p>
+        </w:tc>
+      </w:tr>
+    </w:tbl>
+    <w:p>
+      <w:pPr>
+        <w:rPr>
+          <w:rFonts w:hint="eastAsia"/>
           <w:lang w:val="en-GB"/>
         </w:rPr>
       </w:pPr>
@@ -3182,7 +5032,7 @@
   <w:style w:type="paragraph" w:default="1" w:styleId="Normal">
     <w:name w:val="Normal"/>
     <w:qFormat/>
-    <w:rsid w:val="00284922"/>
+    <w:rsid w:val="004474ED"/>
     <w:pPr>
       <w:widowControl w:val="0"/>
       <w:jc w:val="both"/>
@@ -3390,6 +5240,7 @@
   <w:style w:type="character" w:default="1" w:styleId="Fuentedeprrafopredeter">
     <w:name w:val="Default Paragraph Font"/>
     <w:uiPriority w:val="1"/>
+    <w:semiHidden/>
     <w:unhideWhenUsed/>
   </w:style>
   <w:style w:type="table" w:default="1" w:styleId="Tablanormal">

--- a/Lenguaje/Konjungation.docx
+++ b/Lenguaje/Konjungation.docx
@@ -24,8 +24,30 @@
         <w:rPr>
           <w:rFonts w:hint="eastAsia"/>
         </w:rPr>
-        <w:t>通用语共有三种动词结尾 -ar -er -ir</w:t>
+        <w:t>通用语共有三种动词结尾 -</w:t>
       </w:r>
+      <w:proofErr w:type="spellStart"/>
+      <w:r>
+        <w:rPr>
+          <w:rFonts w:hint="eastAsia"/>
+        </w:rPr>
+        <w:t>ar</w:t>
+      </w:r>
+      <w:proofErr w:type="spellEnd"/>
+      <w:r>
+        <w:rPr>
+          <w:rFonts w:hint="eastAsia"/>
+        </w:rPr>
+        <w:t xml:space="preserve"> -er -</w:t>
+      </w:r>
+      <w:proofErr w:type="spellStart"/>
+      <w:r>
+        <w:rPr>
+          <w:rFonts w:hint="eastAsia"/>
+        </w:rPr>
+        <w:t>ir</w:t>
+      </w:r>
+      <w:proofErr w:type="spellEnd"/>
       <w:r>
         <w:rPr>
           <w:rFonts w:hint="eastAsia"/>
@@ -124,6 +146,7 @@
             <w:pPr>
               <w:jc w:val="center"/>
             </w:pPr>
+            <w:proofErr w:type="spellStart"/>
             <w:r>
               <w:rPr>
                 <w:rFonts w:hint="eastAsia"/>
@@ -139,12 +162,14 @@
             <w:r>
               <w:t>c</w:t>
             </w:r>
+            <w:proofErr w:type="spellEnd"/>
             <w:r>
               <w:rPr>
                 <w:lang w:val="es-ES"/>
               </w:rPr>
               <w:t>ë</w:t>
             </w:r>
+            <w:proofErr w:type="spellStart"/>
             <w:r>
               <w:rPr>
                 <w:rFonts w:hint="eastAsia"/>
@@ -154,6 +179,7 @@
             <w:r>
               <w:t>e</w:t>
             </w:r>
+            <w:proofErr w:type="spellEnd"/>
             <w:r>
               <w:rPr>
                 <w:rFonts w:hint="eastAsia"/>
@@ -192,12 +218,14 @@
                 <w:lang w:val="es-ES"/>
               </w:rPr>
             </w:pPr>
+            <w:proofErr w:type="spellStart"/>
             <w:r>
               <w:rPr>
                 <w:lang w:val="es-ES"/>
               </w:rPr>
               <w:t>Farer</w:t>
             </w:r>
+            <w:proofErr w:type="spellEnd"/>
           </w:p>
         </w:tc>
         <w:tc>
@@ -271,7 +299,14 @@
               <w:rPr>
                 <w:lang w:val="es-ES"/>
               </w:rPr>
-              <w:t xml:space="preserve"> Äl</w:t>
+              <w:t xml:space="preserve"> </w:t>
+            </w:r>
+            <w:proofErr w:type="spellStart"/>
+            <w:r>
+              <w:rPr>
+                <w:lang w:val="es-ES"/>
+              </w:rPr>
+              <w:t>Äl</w:t>
             </w:r>
             <w:r>
               <w:rPr>
@@ -285,6 +320,7 @@
               </w:rPr>
               <w:t>r</w:t>
             </w:r>
+            <w:proofErr w:type="spellEnd"/>
           </w:p>
         </w:tc>
       </w:tr>
@@ -319,12 +355,14 @@
                 <w:lang w:val="es-ES"/>
               </w:rPr>
             </w:pPr>
+            <w:proofErr w:type="spellStart"/>
             <w:r>
               <w:rPr>
                 <w:lang w:val="es-ES"/>
               </w:rPr>
               <w:t>Ist</w:t>
             </w:r>
+            <w:proofErr w:type="spellEnd"/>
           </w:p>
         </w:tc>
         <w:tc>
@@ -357,6 +395,7 @@
                 <w:lang w:val="es-ES"/>
               </w:rPr>
             </w:pPr>
+            <w:proofErr w:type="spellStart"/>
             <w:r>
               <w:rPr>
                 <w:lang w:val="es-ES"/>
@@ -381,6 +420,7 @@
               </w:rPr>
               <w:t>e</w:t>
             </w:r>
+            <w:proofErr w:type="spellEnd"/>
           </w:p>
         </w:tc>
         <w:tc>
@@ -537,27 +577,44 @@
               <w:rPr>
                 <w:lang w:val="es-ES"/>
               </w:rPr>
-              <w:t>ErSie</w:t>
-            </w:r>
-          </w:p>
-        </w:tc>
-        <w:tc>
-          <w:tcPr>
-            <w:tcW w:w="1659" w:type="dxa"/>
-          </w:tcPr>
-          <w:p>
-            <w:pPr>
-              <w:jc w:val="center"/>
-              <w:rPr>
-                <w:lang w:val="es-ES"/>
-              </w:rPr>
-            </w:pPr>
+              <w:t>Er</w:t>
+            </w:r>
+            <w:r>
+              <w:rPr>
+                <w:rFonts w:hint="eastAsia"/>
+                <w:lang w:val="es-ES"/>
+              </w:rPr>
+              <w:t>/</w:t>
+            </w:r>
+            <w:proofErr w:type="spellStart"/>
+            <w:r>
+              <w:rPr>
+                <w:lang w:val="es-ES"/>
+              </w:rPr>
+              <w:t>Sie</w:t>
+            </w:r>
+            <w:proofErr w:type="spellEnd"/>
+          </w:p>
+        </w:tc>
+        <w:tc>
+          <w:tcPr>
+            <w:tcW w:w="1659" w:type="dxa"/>
+          </w:tcPr>
+          <w:p>
+            <w:pPr>
+              <w:jc w:val="center"/>
+              <w:rPr>
+                <w:lang w:val="es-ES"/>
+              </w:rPr>
+            </w:pPr>
+            <w:proofErr w:type="spellStart"/>
             <w:r>
               <w:rPr>
                 <w:lang w:val="es-ES"/>
               </w:rPr>
               <w:t>Est</w:t>
             </w:r>
+            <w:proofErr w:type="spellEnd"/>
           </w:p>
         </w:tc>
         <w:tc>
@@ -590,12 +647,14 @@
                 <w:lang w:val="es-ES"/>
               </w:rPr>
             </w:pPr>
+            <w:proofErr w:type="spellStart"/>
             <w:r>
               <w:rPr>
                 <w:lang w:val="es-ES"/>
               </w:rPr>
               <w:t>Hat</w:t>
             </w:r>
+            <w:proofErr w:type="spellEnd"/>
           </w:p>
         </w:tc>
         <w:tc>
@@ -649,50 +708,56 @@
                 <w:lang w:val="es-ES"/>
               </w:rPr>
             </w:pPr>
+            <w:proofErr w:type="spellStart"/>
             <w:r>
               <w:rPr>
                 <w:lang w:val="es-ES"/>
               </w:rPr>
               <w:t>Som</w:t>
             </w:r>
-          </w:p>
-        </w:tc>
-        <w:tc>
-          <w:tcPr>
-            <w:tcW w:w="1659" w:type="dxa"/>
-          </w:tcPr>
-          <w:p>
-            <w:pPr>
-              <w:jc w:val="center"/>
-              <w:rPr>
-                <w:lang w:val="es-ES"/>
-              </w:rPr>
-            </w:pPr>
+            <w:proofErr w:type="spellEnd"/>
+          </w:p>
+        </w:tc>
+        <w:tc>
+          <w:tcPr>
+            <w:tcW w:w="1659" w:type="dxa"/>
+          </w:tcPr>
+          <w:p>
+            <w:pPr>
+              <w:jc w:val="center"/>
+              <w:rPr>
+                <w:lang w:val="es-ES"/>
+              </w:rPr>
+            </w:pPr>
+            <w:proofErr w:type="spellStart"/>
             <w:r>
               <w:rPr>
                 <w:lang w:val="es-ES"/>
               </w:rPr>
               <w:t>Farem</w:t>
             </w:r>
-          </w:p>
-        </w:tc>
-        <w:tc>
-          <w:tcPr>
-            <w:tcW w:w="1659" w:type="dxa"/>
-          </w:tcPr>
-          <w:p>
-            <w:pPr>
-              <w:jc w:val="center"/>
-              <w:rPr>
-                <w:lang w:val="es-ES"/>
-              </w:rPr>
-            </w:pPr>
+            <w:proofErr w:type="spellEnd"/>
+          </w:p>
+        </w:tc>
+        <w:tc>
+          <w:tcPr>
+            <w:tcW w:w="1659" w:type="dxa"/>
+          </w:tcPr>
+          <w:p>
+            <w:pPr>
+              <w:jc w:val="center"/>
+              <w:rPr>
+                <w:lang w:val="es-ES"/>
+              </w:rPr>
+            </w:pPr>
+            <w:proofErr w:type="spellStart"/>
             <w:r>
               <w:rPr>
                 <w:lang w:val="es-ES"/>
               </w:rPr>
               <w:t>Havem</w:t>
             </w:r>
+            <w:proofErr w:type="spellEnd"/>
           </w:p>
         </w:tc>
         <w:tc>
@@ -706,12 +771,14 @@
                 <w:lang w:val="es-ES"/>
               </w:rPr>
             </w:pPr>
+            <w:proofErr w:type="spellStart"/>
             <w:r>
               <w:rPr>
                 <w:lang w:val="es-ES"/>
               </w:rPr>
               <w:t>Jalem</w:t>
             </w:r>
+            <w:proofErr w:type="spellEnd"/>
           </w:p>
         </w:tc>
       </w:tr>
@@ -727,12 +794,14 @@
                 <w:lang w:val="es-ES"/>
               </w:rPr>
             </w:pPr>
+            <w:proofErr w:type="spellStart"/>
             <w:r>
               <w:rPr>
                 <w:lang w:val="es-ES"/>
               </w:rPr>
               <w:t>Vou</w:t>
             </w:r>
+            <w:proofErr w:type="spellEnd"/>
           </w:p>
         </w:tc>
         <w:tc>
@@ -765,31 +834,35 @@
                 <w:lang w:val="es-ES"/>
               </w:rPr>
             </w:pPr>
+            <w:proofErr w:type="spellStart"/>
             <w:r>
               <w:rPr>
                 <w:lang w:val="es-ES"/>
               </w:rPr>
               <w:t>Fareis</w:t>
             </w:r>
-          </w:p>
-        </w:tc>
-        <w:tc>
-          <w:tcPr>
-            <w:tcW w:w="1659" w:type="dxa"/>
-          </w:tcPr>
-          <w:p>
-            <w:pPr>
-              <w:jc w:val="center"/>
-              <w:rPr>
-                <w:lang w:val="es-ES"/>
-              </w:rPr>
-            </w:pPr>
+            <w:proofErr w:type="spellEnd"/>
+          </w:p>
+        </w:tc>
+        <w:tc>
+          <w:tcPr>
+            <w:tcW w:w="1659" w:type="dxa"/>
+          </w:tcPr>
+          <w:p>
+            <w:pPr>
+              <w:jc w:val="center"/>
+              <w:rPr>
+                <w:lang w:val="es-ES"/>
+              </w:rPr>
+            </w:pPr>
+            <w:proofErr w:type="spellStart"/>
             <w:r>
               <w:rPr>
                 <w:lang w:val="es-ES"/>
               </w:rPr>
               <w:t>Haveis</w:t>
             </w:r>
+            <w:proofErr w:type="spellEnd"/>
           </w:p>
         </w:tc>
         <w:tc>
@@ -803,6 +876,7 @@
                 <w:lang w:val="es-ES"/>
               </w:rPr>
             </w:pPr>
+            <w:proofErr w:type="spellStart"/>
             <w:r>
               <w:rPr>
                 <w:lang w:val="es-ES"/>
@@ -815,6 +889,7 @@
               </w:rPr>
               <w:t>eis</w:t>
             </w:r>
+            <w:proofErr w:type="spellEnd"/>
           </w:p>
         </w:tc>
       </w:tr>
@@ -830,50 +905,56 @@
                 <w:lang w:val="es-ES"/>
               </w:rPr>
             </w:pPr>
+            <w:proofErr w:type="spellStart"/>
             <w:r>
               <w:rPr>
                 <w:lang w:val="es-ES"/>
               </w:rPr>
               <w:t>Iou</w:t>
             </w:r>
-          </w:p>
-        </w:tc>
-        <w:tc>
-          <w:tcPr>
-            <w:tcW w:w="1659" w:type="dxa"/>
-          </w:tcPr>
-          <w:p>
-            <w:pPr>
-              <w:jc w:val="center"/>
-              <w:rPr>
-                <w:lang w:val="es-ES"/>
-              </w:rPr>
-            </w:pPr>
+            <w:proofErr w:type="spellEnd"/>
+          </w:p>
+        </w:tc>
+        <w:tc>
+          <w:tcPr>
+            <w:tcW w:w="1659" w:type="dxa"/>
+          </w:tcPr>
+          <w:p>
+            <w:pPr>
+              <w:jc w:val="center"/>
+              <w:rPr>
+                <w:lang w:val="es-ES"/>
+              </w:rPr>
+            </w:pPr>
+            <w:proofErr w:type="spellStart"/>
             <w:r>
               <w:rPr>
                 <w:lang w:val="es-ES"/>
               </w:rPr>
               <w:t>Sont</w:t>
             </w:r>
-          </w:p>
-        </w:tc>
-        <w:tc>
-          <w:tcPr>
-            <w:tcW w:w="1659" w:type="dxa"/>
-          </w:tcPr>
-          <w:p>
-            <w:pPr>
-              <w:jc w:val="center"/>
-              <w:rPr>
-                <w:lang w:val="es-ES"/>
-              </w:rPr>
-            </w:pPr>
+            <w:proofErr w:type="spellEnd"/>
+          </w:p>
+        </w:tc>
+        <w:tc>
+          <w:tcPr>
+            <w:tcW w:w="1659" w:type="dxa"/>
+          </w:tcPr>
+          <w:p>
+            <w:pPr>
+              <w:jc w:val="center"/>
+              <w:rPr>
+                <w:lang w:val="es-ES"/>
+              </w:rPr>
+            </w:pPr>
+            <w:proofErr w:type="spellStart"/>
             <w:r>
               <w:rPr>
                 <w:lang w:val="es-ES"/>
               </w:rPr>
               <w:t>Faren</w:t>
             </w:r>
+            <w:proofErr w:type="spellEnd"/>
           </w:p>
         </w:tc>
         <w:tc>
@@ -1021,6 +1102,7 @@
             <w:pPr>
               <w:jc w:val="center"/>
             </w:pPr>
+            <w:proofErr w:type="spellStart"/>
             <w:r>
               <w:t>V</w:t>
             </w:r>
@@ -1033,6 +1115,7 @@
             <w:r>
               <w:t>e</w:t>
             </w:r>
+            <w:proofErr w:type="spellEnd"/>
             <w:r>
               <w:rPr>
                 <w:rFonts w:hint="eastAsia"/>
@@ -1071,12 +1154,14 @@
                 <w:lang w:val="es-ES"/>
               </w:rPr>
             </w:pPr>
+            <w:proofErr w:type="spellStart"/>
             <w:r>
               <w:rPr>
                 <w:lang w:val="es-ES"/>
               </w:rPr>
               <w:t>Farer</w:t>
             </w:r>
+            <w:proofErr w:type="spellEnd"/>
           </w:p>
         </w:tc>
         <w:tc>
@@ -1138,7 +1223,14 @@
               <w:rPr>
                 <w:lang w:val="es-ES"/>
               </w:rPr>
-              <w:t xml:space="preserve"> Äl</w:t>
+              <w:t xml:space="preserve"> </w:t>
+            </w:r>
+            <w:proofErr w:type="spellStart"/>
+            <w:r>
+              <w:rPr>
+                <w:lang w:val="es-ES"/>
+              </w:rPr>
+              <w:t>Äl</w:t>
             </w:r>
             <w:r>
               <w:rPr>
@@ -1152,6 +1244,7 @@
               </w:rPr>
               <w:t>r</w:t>
             </w:r>
+            <w:proofErr w:type="spellEnd"/>
           </w:p>
         </w:tc>
       </w:tr>
@@ -1186,50 +1279,56 @@
                 <w:lang w:val="es-ES"/>
               </w:rPr>
             </w:pPr>
+            <w:proofErr w:type="spellStart"/>
             <w:r>
               <w:rPr>
                 <w:lang w:val="es-ES"/>
               </w:rPr>
               <w:t>Isté</w:t>
             </w:r>
-          </w:p>
-        </w:tc>
-        <w:tc>
-          <w:tcPr>
-            <w:tcW w:w="1659" w:type="dxa"/>
-          </w:tcPr>
-          <w:p>
-            <w:pPr>
-              <w:jc w:val="center"/>
-              <w:rPr>
-                <w:lang w:val="es-ES"/>
-              </w:rPr>
-            </w:pPr>
+            <w:proofErr w:type="spellEnd"/>
+          </w:p>
+        </w:tc>
+        <w:tc>
+          <w:tcPr>
+            <w:tcW w:w="1659" w:type="dxa"/>
+          </w:tcPr>
+          <w:p>
+            <w:pPr>
+              <w:jc w:val="center"/>
+              <w:rPr>
+                <w:lang w:val="es-ES"/>
+              </w:rPr>
+            </w:pPr>
+            <w:proofErr w:type="spellStart"/>
             <w:r>
               <w:rPr>
                 <w:lang w:val="es-ES"/>
               </w:rPr>
               <w:t>Faré</w:t>
             </w:r>
-          </w:p>
-        </w:tc>
-        <w:tc>
-          <w:tcPr>
-            <w:tcW w:w="1659" w:type="dxa"/>
-          </w:tcPr>
-          <w:p>
-            <w:pPr>
-              <w:jc w:val="center"/>
-              <w:rPr>
-                <w:lang w:val="es-ES"/>
-              </w:rPr>
-            </w:pPr>
+            <w:proofErr w:type="spellEnd"/>
+          </w:p>
+        </w:tc>
+        <w:tc>
+          <w:tcPr>
+            <w:tcW w:w="1659" w:type="dxa"/>
+          </w:tcPr>
+          <w:p>
+            <w:pPr>
+              <w:jc w:val="center"/>
+              <w:rPr>
+                <w:lang w:val="es-ES"/>
+              </w:rPr>
+            </w:pPr>
+            <w:proofErr w:type="spellStart"/>
             <w:r>
               <w:rPr>
                 <w:lang w:val="es-ES"/>
               </w:rPr>
               <w:t>Havé</w:t>
             </w:r>
+            <w:proofErr w:type="spellEnd"/>
           </w:p>
         </w:tc>
         <w:tc>
@@ -1289,6 +1388,7 @@
                 <w:lang w:val="es-ES"/>
               </w:rPr>
             </w:pPr>
+            <w:proofErr w:type="spellStart"/>
             <w:r>
               <w:rPr>
                 <w:lang w:val="es-ES"/>
@@ -1307,19 +1407,21 @@
               </w:rPr>
               <w:t>ste</w:t>
             </w:r>
-          </w:p>
-        </w:tc>
-        <w:tc>
-          <w:tcPr>
-            <w:tcW w:w="1659" w:type="dxa"/>
-          </w:tcPr>
-          <w:p>
-            <w:pPr>
-              <w:jc w:val="center"/>
-              <w:rPr>
-                <w:lang w:val="es-ES"/>
-              </w:rPr>
-            </w:pPr>
+            <w:proofErr w:type="spellEnd"/>
+          </w:p>
+        </w:tc>
+        <w:tc>
+          <w:tcPr>
+            <w:tcW w:w="1659" w:type="dxa"/>
+          </w:tcPr>
+          <w:p>
+            <w:pPr>
+              <w:jc w:val="center"/>
+              <w:rPr>
+                <w:lang w:val="es-ES"/>
+              </w:rPr>
+            </w:pPr>
+            <w:proofErr w:type="spellStart"/>
             <w:r>
               <w:rPr>
                 <w:lang w:val="es-ES"/>
@@ -1356,19 +1458,21 @@
               </w:rPr>
               <w:t>t</w:t>
             </w:r>
-          </w:p>
-        </w:tc>
-        <w:tc>
-          <w:tcPr>
-            <w:tcW w:w="1659" w:type="dxa"/>
-          </w:tcPr>
-          <w:p>
-            <w:pPr>
-              <w:jc w:val="center"/>
-              <w:rPr>
-                <w:lang w:val="es-ES"/>
-              </w:rPr>
-            </w:pPr>
+            <w:proofErr w:type="spellEnd"/>
+          </w:p>
+        </w:tc>
+        <w:tc>
+          <w:tcPr>
+            <w:tcW w:w="1659" w:type="dxa"/>
+          </w:tcPr>
+          <w:p>
+            <w:pPr>
+              <w:jc w:val="center"/>
+              <w:rPr>
+                <w:lang w:val="es-ES"/>
+              </w:rPr>
+            </w:pPr>
+            <w:proofErr w:type="spellStart"/>
             <w:r>
               <w:rPr>
                 <w:lang w:val="es-ES"/>
@@ -1381,6 +1485,7 @@
               </w:rPr>
               <w:t>á</w:t>
             </w:r>
+            <w:proofErr w:type="spellEnd"/>
             <w:r>
               <w:t>ß</w:t>
             </w:r>
@@ -1409,12 +1514,14 @@
                 <w:lang w:val="es-ES"/>
               </w:rPr>
             </w:pPr>
+            <w:proofErr w:type="spellStart"/>
             <w:r>
               <w:rPr>
                 <w:lang w:val="es-ES"/>
               </w:rPr>
               <w:t>Jála</w:t>
             </w:r>
+            <w:proofErr w:type="spellEnd"/>
           </w:p>
         </w:tc>
       </w:tr>
@@ -1434,40 +1541,58 @@
               <w:rPr>
                 <w:lang w:val="es-ES"/>
               </w:rPr>
-              <w:t>ErSie</w:t>
-            </w:r>
-          </w:p>
-        </w:tc>
-        <w:tc>
-          <w:tcPr>
-            <w:tcW w:w="1659" w:type="dxa"/>
-          </w:tcPr>
-          <w:p>
-            <w:pPr>
-              <w:jc w:val="center"/>
-              <w:rPr>
-                <w:lang w:val="es-ES"/>
-              </w:rPr>
-            </w:pPr>
+              <w:t>Er</w:t>
+            </w:r>
+            <w:r>
+              <w:rPr>
+                <w:rFonts w:hint="eastAsia"/>
+                <w:lang w:val="es-ES"/>
+              </w:rPr>
+              <w:t>/</w:t>
+            </w:r>
+            <w:proofErr w:type="spellStart"/>
+            <w:r>
+              <w:rPr>
+                <w:lang w:val="es-ES"/>
+              </w:rPr>
+              <w:t>Sie</w:t>
+            </w:r>
+            <w:proofErr w:type="spellEnd"/>
+          </w:p>
+        </w:tc>
+        <w:tc>
+          <w:tcPr>
+            <w:tcW w:w="1659" w:type="dxa"/>
+          </w:tcPr>
+          <w:p>
+            <w:pPr>
+              <w:jc w:val="center"/>
+              <w:rPr>
+                <w:lang w:val="es-ES"/>
+              </w:rPr>
+            </w:pPr>
+            <w:proofErr w:type="spellStart"/>
             <w:r>
               <w:rPr>
                 <w:lang w:val="es-ES"/>
               </w:rPr>
               <w:t>Yestó</w:t>
             </w:r>
-          </w:p>
-        </w:tc>
-        <w:tc>
-          <w:tcPr>
-            <w:tcW w:w="1659" w:type="dxa"/>
-          </w:tcPr>
-          <w:p>
-            <w:pPr>
-              <w:jc w:val="center"/>
-              <w:rPr>
-                <w:lang w:val="es-ES"/>
-              </w:rPr>
-            </w:pPr>
+            <w:proofErr w:type="spellEnd"/>
+          </w:p>
+        </w:tc>
+        <w:tc>
+          <w:tcPr>
+            <w:tcW w:w="1659" w:type="dxa"/>
+          </w:tcPr>
+          <w:p>
+            <w:pPr>
+              <w:jc w:val="center"/>
+              <w:rPr>
+                <w:lang w:val="es-ES"/>
+              </w:rPr>
+            </w:pPr>
+            <w:proofErr w:type="spellStart"/>
             <w:r>
               <w:rPr>
                 <w:lang w:val="es-ES"/>
@@ -1480,19 +1605,21 @@
               </w:rPr>
               <w:t>ó</w:t>
             </w:r>
-          </w:p>
-        </w:tc>
-        <w:tc>
-          <w:tcPr>
-            <w:tcW w:w="1659" w:type="dxa"/>
-          </w:tcPr>
-          <w:p>
-            <w:pPr>
-              <w:jc w:val="center"/>
-              <w:rPr>
-                <w:lang w:val="es-ES"/>
-              </w:rPr>
-            </w:pPr>
+            <w:proofErr w:type="spellEnd"/>
+          </w:p>
+        </w:tc>
+        <w:tc>
+          <w:tcPr>
+            <w:tcW w:w="1659" w:type="dxa"/>
+          </w:tcPr>
+          <w:p>
+            <w:pPr>
+              <w:jc w:val="center"/>
+              <w:rPr>
+                <w:lang w:val="es-ES"/>
+              </w:rPr>
+            </w:pPr>
+            <w:proofErr w:type="spellStart"/>
             <w:r>
               <w:rPr>
                 <w:lang w:val="es-ES"/>
@@ -1505,6 +1632,7 @@
               </w:rPr>
               <w:t>ó</w:t>
             </w:r>
+            <w:proofErr w:type="spellEnd"/>
           </w:p>
         </w:tc>
         <w:tc>
@@ -1558,6 +1686,7 @@
                 <w:lang w:val="es-ES"/>
               </w:rPr>
             </w:pPr>
+            <w:proofErr w:type="spellStart"/>
             <w:r>
               <w:rPr>
                 <w:lang w:val="es-ES"/>
@@ -1576,19 +1705,21 @@
               </w:rPr>
               <w:t>s</w:t>
             </w:r>
-          </w:p>
-        </w:tc>
-        <w:tc>
-          <w:tcPr>
-            <w:tcW w:w="1659" w:type="dxa"/>
-          </w:tcPr>
-          <w:p>
-            <w:pPr>
-              <w:jc w:val="center"/>
-              <w:rPr>
-                <w:lang w:val="es-ES"/>
-              </w:rPr>
-            </w:pPr>
+            <w:proofErr w:type="spellEnd"/>
+          </w:p>
+        </w:tc>
+        <w:tc>
+          <w:tcPr>
+            <w:tcW w:w="1659" w:type="dxa"/>
+          </w:tcPr>
+          <w:p>
+            <w:pPr>
+              <w:jc w:val="center"/>
+              <w:rPr>
+                <w:lang w:val="es-ES"/>
+              </w:rPr>
+            </w:pPr>
+            <w:proofErr w:type="spellStart"/>
             <w:r>
               <w:rPr>
                 <w:lang w:val="es-ES"/>
@@ -1601,19 +1732,21 @@
               </w:rPr>
               <w:t>äs</w:t>
             </w:r>
-          </w:p>
-        </w:tc>
-        <w:tc>
-          <w:tcPr>
-            <w:tcW w:w="1659" w:type="dxa"/>
-          </w:tcPr>
-          <w:p>
-            <w:pPr>
-              <w:jc w:val="center"/>
-              <w:rPr>
-                <w:lang w:val="es-ES"/>
-              </w:rPr>
-            </w:pPr>
+            <w:proofErr w:type="spellEnd"/>
+          </w:p>
+        </w:tc>
+        <w:tc>
+          <w:tcPr>
+            <w:tcW w:w="1659" w:type="dxa"/>
+          </w:tcPr>
+          <w:p>
+            <w:pPr>
+              <w:jc w:val="center"/>
+              <w:rPr>
+                <w:lang w:val="es-ES"/>
+              </w:rPr>
+            </w:pPr>
+            <w:proofErr w:type="spellStart"/>
             <w:r>
               <w:rPr>
                 <w:lang w:val="es-ES"/>
@@ -1632,6 +1765,7 @@
               </w:rPr>
               <w:t>s</w:t>
             </w:r>
+            <w:proofErr w:type="spellEnd"/>
           </w:p>
         </w:tc>
         <w:tc>
@@ -1645,12 +1779,14 @@
                 <w:lang w:val="es-ES"/>
               </w:rPr>
             </w:pPr>
+            <w:proofErr w:type="spellStart"/>
             <w:r>
               <w:rPr>
                 <w:lang w:val="es-ES"/>
               </w:rPr>
               <w:t>Jaläs</w:t>
             </w:r>
+            <w:proofErr w:type="spellEnd"/>
           </w:p>
         </w:tc>
       </w:tr>
@@ -1666,25 +1802,28 @@
                 <w:lang w:val="es-ES"/>
               </w:rPr>
             </w:pPr>
+            <w:proofErr w:type="spellStart"/>
             <w:r>
               <w:rPr>
                 <w:lang w:val="es-ES"/>
               </w:rPr>
               <w:t>Vou</w:t>
             </w:r>
-          </w:p>
-        </w:tc>
-        <w:tc>
-          <w:tcPr>
-            <w:tcW w:w="1659" w:type="dxa"/>
-          </w:tcPr>
-          <w:p>
-            <w:pPr>
-              <w:jc w:val="center"/>
-              <w:rPr>
-                <w:lang w:val="es-ES"/>
-              </w:rPr>
-            </w:pPr>
+            <w:proofErr w:type="spellEnd"/>
+          </w:p>
+        </w:tc>
+        <w:tc>
+          <w:tcPr>
+            <w:tcW w:w="1659" w:type="dxa"/>
+          </w:tcPr>
+          <w:p>
+            <w:pPr>
+              <w:jc w:val="center"/>
+              <w:rPr>
+                <w:lang w:val="es-ES"/>
+              </w:rPr>
+            </w:pPr>
+            <w:proofErr w:type="spellStart"/>
             <w:r>
               <w:rPr>
                 <w:lang w:val="es-ES"/>
@@ -1697,19 +1836,21 @@
               </w:rPr>
               <w:t>yás</w:t>
             </w:r>
-          </w:p>
-        </w:tc>
-        <w:tc>
-          <w:tcPr>
-            <w:tcW w:w="1659" w:type="dxa"/>
-          </w:tcPr>
-          <w:p>
-            <w:pPr>
-              <w:jc w:val="center"/>
-              <w:rPr>
-                <w:lang w:val="es-ES"/>
-              </w:rPr>
-            </w:pPr>
+            <w:proofErr w:type="spellEnd"/>
+          </w:p>
+        </w:tc>
+        <w:tc>
+          <w:tcPr>
+            <w:tcW w:w="1659" w:type="dxa"/>
+          </w:tcPr>
+          <w:p>
+            <w:pPr>
+              <w:jc w:val="center"/>
+              <w:rPr>
+                <w:lang w:val="es-ES"/>
+              </w:rPr>
+            </w:pPr>
+            <w:proofErr w:type="spellStart"/>
             <w:r>
               <w:rPr>
                 <w:lang w:val="es-ES"/>
@@ -1722,19 +1863,21 @@
               </w:rPr>
               <w:t>ás</w:t>
             </w:r>
-          </w:p>
-        </w:tc>
-        <w:tc>
-          <w:tcPr>
-            <w:tcW w:w="1659" w:type="dxa"/>
-          </w:tcPr>
-          <w:p>
-            <w:pPr>
-              <w:jc w:val="center"/>
-              <w:rPr>
-                <w:lang w:val="es-ES"/>
-              </w:rPr>
-            </w:pPr>
+            <w:proofErr w:type="spellEnd"/>
+          </w:p>
+        </w:tc>
+        <w:tc>
+          <w:tcPr>
+            <w:tcW w:w="1659" w:type="dxa"/>
+          </w:tcPr>
+          <w:p>
+            <w:pPr>
+              <w:jc w:val="center"/>
+              <w:rPr>
+                <w:lang w:val="es-ES"/>
+              </w:rPr>
+            </w:pPr>
+            <w:proofErr w:type="spellStart"/>
             <w:r>
               <w:rPr>
                 <w:lang w:val="es-ES"/>
@@ -1747,6 +1890,7 @@
               </w:rPr>
               <w:t>ás</w:t>
             </w:r>
+            <w:proofErr w:type="spellEnd"/>
           </w:p>
         </w:tc>
         <w:tc>
@@ -1760,12 +1904,14 @@
                 <w:lang w:val="es-ES"/>
               </w:rPr>
             </w:pPr>
+            <w:proofErr w:type="spellStart"/>
             <w:r>
               <w:rPr>
                 <w:lang w:val="es-ES"/>
               </w:rPr>
               <w:t>Jalás</w:t>
             </w:r>
+            <w:proofErr w:type="spellEnd"/>
           </w:p>
         </w:tc>
       </w:tr>
@@ -1781,25 +1927,28 @@
                 <w:lang w:val="es-ES"/>
               </w:rPr>
             </w:pPr>
+            <w:proofErr w:type="spellStart"/>
             <w:r>
               <w:rPr>
                 <w:lang w:val="es-ES"/>
               </w:rPr>
               <w:t>Iou</w:t>
             </w:r>
-          </w:p>
-        </w:tc>
-        <w:tc>
-          <w:tcPr>
-            <w:tcW w:w="1659" w:type="dxa"/>
-          </w:tcPr>
-          <w:p>
-            <w:pPr>
-              <w:jc w:val="center"/>
-              <w:rPr>
-                <w:lang w:val="es-ES"/>
-              </w:rPr>
-            </w:pPr>
+            <w:proofErr w:type="spellEnd"/>
+          </w:p>
+        </w:tc>
+        <w:tc>
+          <w:tcPr>
+            <w:tcW w:w="1659" w:type="dxa"/>
+          </w:tcPr>
+          <w:p>
+            <w:pPr>
+              <w:jc w:val="center"/>
+              <w:rPr>
+                <w:lang w:val="es-ES"/>
+              </w:rPr>
+            </w:pPr>
+            <w:proofErr w:type="spellStart"/>
             <w:r>
               <w:rPr>
                 <w:lang w:val="es-ES"/>
@@ -1812,44 +1961,49 @@
               </w:rPr>
               <w:t>n</w:t>
             </w:r>
-          </w:p>
-        </w:tc>
-        <w:tc>
-          <w:tcPr>
-            <w:tcW w:w="1659" w:type="dxa"/>
-          </w:tcPr>
-          <w:p>
-            <w:pPr>
-              <w:jc w:val="center"/>
-              <w:rPr>
-                <w:lang w:val="es-ES"/>
-              </w:rPr>
-            </w:pPr>
+            <w:proofErr w:type="spellEnd"/>
+          </w:p>
+        </w:tc>
+        <w:tc>
+          <w:tcPr>
+            <w:tcW w:w="1659" w:type="dxa"/>
+          </w:tcPr>
+          <w:p>
+            <w:pPr>
+              <w:jc w:val="center"/>
+              <w:rPr>
+                <w:lang w:val="es-ES"/>
+              </w:rPr>
+            </w:pPr>
+            <w:proofErr w:type="spellStart"/>
             <w:r>
               <w:rPr>
                 <w:lang w:val="es-ES"/>
               </w:rPr>
               <w:t>Farén</w:t>
             </w:r>
-          </w:p>
-        </w:tc>
-        <w:tc>
-          <w:tcPr>
-            <w:tcW w:w="1659" w:type="dxa"/>
-          </w:tcPr>
-          <w:p>
-            <w:pPr>
-              <w:jc w:val="center"/>
-              <w:rPr>
-                <w:lang w:val="es-ES"/>
-              </w:rPr>
-            </w:pPr>
+            <w:proofErr w:type="spellEnd"/>
+          </w:p>
+        </w:tc>
+        <w:tc>
+          <w:tcPr>
+            <w:tcW w:w="1659" w:type="dxa"/>
+          </w:tcPr>
+          <w:p>
+            <w:pPr>
+              <w:jc w:val="center"/>
+              <w:rPr>
+                <w:lang w:val="es-ES"/>
+              </w:rPr>
+            </w:pPr>
+            <w:proofErr w:type="spellStart"/>
             <w:r>
               <w:rPr>
                 <w:lang w:val="es-ES"/>
               </w:rPr>
               <w:t>Havén</w:t>
             </w:r>
+            <w:proofErr w:type="spellEnd"/>
           </w:p>
         </w:tc>
         <w:tc>
@@ -1863,6 +2017,7 @@
                 <w:lang w:val="es-ES"/>
               </w:rPr>
             </w:pPr>
+            <w:proofErr w:type="spellStart"/>
             <w:r>
               <w:rPr>
                 <w:lang w:val="es-ES"/>
@@ -1875,6 +2030,7 @@
               </w:rPr>
               <w:t>én</w:t>
             </w:r>
+            <w:proofErr w:type="spellEnd"/>
           </w:p>
         </w:tc>
       </w:tr>
@@ -1961,12 +2117,14 @@
                 <w:lang w:val="es-ES"/>
               </w:rPr>
             </w:pPr>
+            <w:proofErr w:type="spellStart"/>
             <w:r>
               <w:rPr>
                 <w:lang w:val="es-ES"/>
               </w:rPr>
               <w:t>Farer</w:t>
             </w:r>
+            <w:proofErr w:type="spellEnd"/>
           </w:p>
         </w:tc>
         <w:tc>
@@ -2028,7 +2186,14 @@
               <w:rPr>
                 <w:lang w:val="es-ES"/>
               </w:rPr>
-              <w:t xml:space="preserve"> Äl</w:t>
+              <w:t xml:space="preserve"> </w:t>
+            </w:r>
+            <w:proofErr w:type="spellStart"/>
+            <w:r>
+              <w:rPr>
+                <w:lang w:val="es-ES"/>
+              </w:rPr>
+              <w:t>Äl</w:t>
             </w:r>
             <w:r>
               <w:rPr>
@@ -2042,6 +2207,7 @@
               </w:rPr>
               <w:t>r</w:t>
             </w:r>
+            <w:proofErr w:type="spellEnd"/>
           </w:p>
         </w:tc>
       </w:tr>
@@ -2076,50 +2242,56 @@
                 <w:lang w:val="es-ES"/>
               </w:rPr>
             </w:pPr>
+            <w:proofErr w:type="spellStart"/>
             <w:r>
               <w:rPr>
                 <w:lang w:val="es-ES"/>
               </w:rPr>
               <w:t>Eserá</w:t>
             </w:r>
-          </w:p>
-        </w:tc>
-        <w:tc>
-          <w:tcPr>
-            <w:tcW w:w="1659" w:type="dxa"/>
-          </w:tcPr>
-          <w:p>
-            <w:pPr>
-              <w:jc w:val="center"/>
-              <w:rPr>
-                <w:lang w:val="es-ES"/>
-              </w:rPr>
-            </w:pPr>
+            <w:proofErr w:type="spellEnd"/>
+          </w:p>
+        </w:tc>
+        <w:tc>
+          <w:tcPr>
+            <w:tcW w:w="1659" w:type="dxa"/>
+          </w:tcPr>
+          <w:p>
+            <w:pPr>
+              <w:jc w:val="center"/>
+              <w:rPr>
+                <w:lang w:val="es-ES"/>
+              </w:rPr>
+            </w:pPr>
+            <w:proofErr w:type="spellStart"/>
             <w:r>
               <w:rPr>
                 <w:lang w:val="es-ES"/>
               </w:rPr>
               <w:t>Farerá</w:t>
             </w:r>
-          </w:p>
-        </w:tc>
-        <w:tc>
-          <w:tcPr>
-            <w:tcW w:w="1659" w:type="dxa"/>
-          </w:tcPr>
-          <w:p>
-            <w:pPr>
-              <w:jc w:val="center"/>
-              <w:rPr>
-                <w:lang w:val="es-ES"/>
-              </w:rPr>
-            </w:pPr>
+            <w:proofErr w:type="spellEnd"/>
+          </w:p>
+        </w:tc>
+        <w:tc>
+          <w:tcPr>
+            <w:tcW w:w="1659" w:type="dxa"/>
+          </w:tcPr>
+          <w:p>
+            <w:pPr>
+              <w:jc w:val="center"/>
+              <w:rPr>
+                <w:lang w:val="es-ES"/>
+              </w:rPr>
+            </w:pPr>
+            <w:proofErr w:type="spellStart"/>
             <w:r>
               <w:rPr>
                 <w:lang w:val="es-ES"/>
               </w:rPr>
               <w:t>Haberá</w:t>
             </w:r>
+            <w:proofErr w:type="spellEnd"/>
           </w:p>
         </w:tc>
         <w:tc>
@@ -2191,50 +2363,56 @@
                 <w:lang w:val="es-ES"/>
               </w:rPr>
             </w:pPr>
+            <w:proofErr w:type="spellStart"/>
             <w:r>
               <w:rPr>
                 <w:lang w:val="es-ES"/>
               </w:rPr>
               <w:t>Eserás</w:t>
             </w:r>
-          </w:p>
-        </w:tc>
-        <w:tc>
-          <w:tcPr>
-            <w:tcW w:w="1659" w:type="dxa"/>
-          </w:tcPr>
-          <w:p>
-            <w:pPr>
-              <w:jc w:val="center"/>
-              <w:rPr>
-                <w:lang w:val="es-ES"/>
-              </w:rPr>
-            </w:pPr>
+            <w:proofErr w:type="spellEnd"/>
+          </w:p>
+        </w:tc>
+        <w:tc>
+          <w:tcPr>
+            <w:tcW w:w="1659" w:type="dxa"/>
+          </w:tcPr>
+          <w:p>
+            <w:pPr>
+              <w:jc w:val="center"/>
+              <w:rPr>
+                <w:lang w:val="es-ES"/>
+              </w:rPr>
+            </w:pPr>
+            <w:proofErr w:type="spellStart"/>
             <w:r>
               <w:rPr>
                 <w:lang w:val="es-ES"/>
               </w:rPr>
               <w:t>Farerás</w:t>
             </w:r>
-          </w:p>
-        </w:tc>
-        <w:tc>
-          <w:tcPr>
-            <w:tcW w:w="1659" w:type="dxa"/>
-          </w:tcPr>
-          <w:p>
-            <w:pPr>
-              <w:jc w:val="center"/>
-              <w:rPr>
-                <w:lang w:val="es-ES"/>
-              </w:rPr>
-            </w:pPr>
+            <w:proofErr w:type="spellEnd"/>
+          </w:p>
+        </w:tc>
+        <w:tc>
+          <w:tcPr>
+            <w:tcW w:w="1659" w:type="dxa"/>
+          </w:tcPr>
+          <w:p>
+            <w:pPr>
+              <w:jc w:val="center"/>
+              <w:rPr>
+                <w:lang w:val="es-ES"/>
+              </w:rPr>
+            </w:pPr>
+            <w:proofErr w:type="spellStart"/>
             <w:r>
               <w:rPr>
                 <w:lang w:val="es-ES"/>
               </w:rPr>
               <w:t>Haberás</w:t>
             </w:r>
+            <w:proofErr w:type="spellEnd"/>
           </w:p>
         </w:tc>
         <w:tc>
@@ -2291,65 +2469,86 @@
               <w:rPr>
                 <w:lang w:val="es-ES"/>
               </w:rPr>
-              <w:t>ErSie</w:t>
-            </w:r>
-          </w:p>
-        </w:tc>
-        <w:tc>
-          <w:tcPr>
-            <w:tcW w:w="1659" w:type="dxa"/>
-          </w:tcPr>
-          <w:p>
-            <w:pPr>
-              <w:jc w:val="center"/>
-              <w:rPr>
-                <w:lang w:val="es-ES"/>
-              </w:rPr>
-            </w:pPr>
+              <w:t>Er</w:t>
+            </w:r>
+            <w:r>
+              <w:rPr>
+                <w:rFonts w:hint="eastAsia"/>
+                <w:lang w:val="es-ES"/>
+              </w:rPr>
+              <w:t>/</w:t>
+            </w:r>
+            <w:proofErr w:type="spellStart"/>
+            <w:r>
+              <w:rPr>
+                <w:lang w:val="es-ES"/>
+              </w:rPr>
+              <w:t>Sie</w:t>
+            </w:r>
+            <w:proofErr w:type="spellEnd"/>
+          </w:p>
+        </w:tc>
+        <w:tc>
+          <w:tcPr>
+            <w:tcW w:w="1659" w:type="dxa"/>
+          </w:tcPr>
+          <w:p>
+            <w:pPr>
+              <w:jc w:val="center"/>
+              <w:rPr>
+                <w:lang w:val="es-ES"/>
+              </w:rPr>
+            </w:pPr>
+            <w:proofErr w:type="spellStart"/>
             <w:r>
               <w:rPr>
                 <w:lang w:val="es-ES"/>
               </w:rPr>
               <w:t>Eserá</w:t>
             </w:r>
-          </w:p>
-        </w:tc>
-        <w:tc>
-          <w:tcPr>
-            <w:tcW w:w="1659" w:type="dxa"/>
-          </w:tcPr>
-          <w:p>
-            <w:pPr>
-              <w:jc w:val="center"/>
-              <w:rPr>
-                <w:lang w:val="es-ES"/>
-              </w:rPr>
-            </w:pPr>
+            <w:proofErr w:type="spellEnd"/>
+          </w:p>
+        </w:tc>
+        <w:tc>
+          <w:tcPr>
+            <w:tcW w:w="1659" w:type="dxa"/>
+          </w:tcPr>
+          <w:p>
+            <w:pPr>
+              <w:jc w:val="center"/>
+              <w:rPr>
+                <w:lang w:val="es-ES"/>
+              </w:rPr>
+            </w:pPr>
+            <w:proofErr w:type="spellStart"/>
             <w:r>
               <w:rPr>
                 <w:lang w:val="es-ES"/>
               </w:rPr>
               <w:t>Farerá</w:t>
             </w:r>
-          </w:p>
-        </w:tc>
-        <w:tc>
-          <w:tcPr>
-            <w:tcW w:w="1659" w:type="dxa"/>
-          </w:tcPr>
-          <w:p>
-            <w:pPr>
-              <w:jc w:val="center"/>
-              <w:rPr>
-                <w:lang w:val="es-ES"/>
-              </w:rPr>
-            </w:pPr>
+            <w:proofErr w:type="spellEnd"/>
+          </w:p>
+        </w:tc>
+        <w:tc>
+          <w:tcPr>
+            <w:tcW w:w="1659" w:type="dxa"/>
+          </w:tcPr>
+          <w:p>
+            <w:pPr>
+              <w:jc w:val="center"/>
+              <w:rPr>
+                <w:lang w:val="es-ES"/>
+              </w:rPr>
+            </w:pPr>
+            <w:proofErr w:type="spellStart"/>
             <w:r>
               <w:rPr>
                 <w:lang w:val="es-ES"/>
               </w:rPr>
               <w:t>Haberá</w:t>
             </w:r>
+            <w:proofErr w:type="spellEnd"/>
           </w:p>
         </w:tc>
         <w:tc>
@@ -2421,25 +2620,28 @@
                 <w:lang w:val="es-ES"/>
               </w:rPr>
             </w:pPr>
+            <w:proofErr w:type="spellStart"/>
             <w:r>
               <w:rPr>
                 <w:lang w:val="es-ES"/>
               </w:rPr>
               <w:t>Eserám</w:t>
             </w:r>
-          </w:p>
-        </w:tc>
-        <w:tc>
-          <w:tcPr>
-            <w:tcW w:w="1659" w:type="dxa"/>
-          </w:tcPr>
-          <w:p>
-            <w:pPr>
-              <w:jc w:val="center"/>
-              <w:rPr>
-                <w:lang w:val="es-ES"/>
-              </w:rPr>
-            </w:pPr>
+            <w:proofErr w:type="spellEnd"/>
+          </w:p>
+        </w:tc>
+        <w:tc>
+          <w:tcPr>
+            <w:tcW w:w="1659" w:type="dxa"/>
+          </w:tcPr>
+          <w:p>
+            <w:pPr>
+              <w:jc w:val="center"/>
+              <w:rPr>
+                <w:lang w:val="es-ES"/>
+              </w:rPr>
+            </w:pPr>
+            <w:proofErr w:type="spellStart"/>
             <w:r>
               <w:rPr>
                 <w:lang w:val="es-ES"/>
@@ -2452,25 +2654,28 @@
               </w:rPr>
               <w:t>ám</w:t>
             </w:r>
-          </w:p>
-        </w:tc>
-        <w:tc>
-          <w:tcPr>
-            <w:tcW w:w="1659" w:type="dxa"/>
-          </w:tcPr>
-          <w:p>
-            <w:pPr>
-              <w:jc w:val="center"/>
-              <w:rPr>
-                <w:lang w:val="es-ES"/>
-              </w:rPr>
-            </w:pPr>
+            <w:proofErr w:type="spellEnd"/>
+          </w:p>
+        </w:tc>
+        <w:tc>
+          <w:tcPr>
+            <w:tcW w:w="1659" w:type="dxa"/>
+          </w:tcPr>
+          <w:p>
+            <w:pPr>
+              <w:jc w:val="center"/>
+              <w:rPr>
+                <w:lang w:val="es-ES"/>
+              </w:rPr>
+            </w:pPr>
+            <w:proofErr w:type="spellStart"/>
             <w:r>
               <w:rPr>
                 <w:lang w:val="es-ES"/>
               </w:rPr>
               <w:t>Haberám</w:t>
             </w:r>
+            <w:proofErr w:type="spellEnd"/>
           </w:p>
         </w:tc>
         <w:tc>
@@ -2484,6 +2689,7 @@
                 <w:lang w:val="es-ES"/>
               </w:rPr>
             </w:pPr>
+            <w:proofErr w:type="spellStart"/>
             <w:r>
               <w:rPr>
                 <w:lang w:val="es-ES"/>
@@ -2508,6 +2714,7 @@
               </w:rPr>
               <w:t>rám</w:t>
             </w:r>
+            <w:proofErr w:type="spellEnd"/>
           </w:p>
         </w:tc>
       </w:tr>
@@ -2523,69 +2730,77 @@
                 <w:lang w:val="es-ES"/>
               </w:rPr>
             </w:pPr>
+            <w:proofErr w:type="spellStart"/>
             <w:r>
               <w:rPr>
                 <w:lang w:val="es-ES"/>
               </w:rPr>
               <w:t>Vou</w:t>
             </w:r>
-          </w:p>
-        </w:tc>
-        <w:tc>
-          <w:tcPr>
-            <w:tcW w:w="1659" w:type="dxa"/>
-          </w:tcPr>
-          <w:p>
-            <w:pPr>
-              <w:jc w:val="center"/>
-              <w:rPr>
-                <w:lang w:val="es-ES"/>
-              </w:rPr>
-            </w:pPr>
+            <w:proofErr w:type="spellEnd"/>
+          </w:p>
+        </w:tc>
+        <w:tc>
+          <w:tcPr>
+            <w:tcW w:w="1659" w:type="dxa"/>
+          </w:tcPr>
+          <w:p>
+            <w:pPr>
+              <w:jc w:val="center"/>
+              <w:rPr>
+                <w:lang w:val="es-ES"/>
+              </w:rPr>
+            </w:pPr>
+            <w:proofErr w:type="spellStart"/>
             <w:r>
               <w:rPr>
                 <w:lang w:val="es-ES"/>
               </w:rPr>
               <w:t>Eseráis</w:t>
             </w:r>
-          </w:p>
-        </w:tc>
-        <w:tc>
-          <w:tcPr>
-            <w:tcW w:w="1659" w:type="dxa"/>
-          </w:tcPr>
-          <w:p>
-            <w:pPr>
-              <w:jc w:val="center"/>
-              <w:rPr>
-                <w:lang w:val="es-ES"/>
-              </w:rPr>
-            </w:pPr>
+            <w:proofErr w:type="spellEnd"/>
+          </w:p>
+        </w:tc>
+        <w:tc>
+          <w:tcPr>
+            <w:tcW w:w="1659" w:type="dxa"/>
+          </w:tcPr>
+          <w:p>
+            <w:pPr>
+              <w:jc w:val="center"/>
+              <w:rPr>
+                <w:lang w:val="es-ES"/>
+              </w:rPr>
+            </w:pPr>
+            <w:proofErr w:type="spellStart"/>
             <w:r>
               <w:rPr>
                 <w:lang w:val="es-ES"/>
               </w:rPr>
               <w:t>Fareráis</w:t>
             </w:r>
-          </w:p>
-        </w:tc>
-        <w:tc>
-          <w:tcPr>
-            <w:tcW w:w="1659" w:type="dxa"/>
-          </w:tcPr>
-          <w:p>
-            <w:pPr>
-              <w:jc w:val="center"/>
-              <w:rPr>
-                <w:lang w:val="es-ES"/>
-              </w:rPr>
-            </w:pPr>
+            <w:proofErr w:type="spellEnd"/>
+          </w:p>
+        </w:tc>
+        <w:tc>
+          <w:tcPr>
+            <w:tcW w:w="1659" w:type="dxa"/>
+          </w:tcPr>
+          <w:p>
+            <w:pPr>
+              <w:jc w:val="center"/>
+              <w:rPr>
+                <w:lang w:val="es-ES"/>
+              </w:rPr>
+            </w:pPr>
+            <w:proofErr w:type="spellStart"/>
             <w:r>
               <w:rPr>
                 <w:lang w:val="es-ES"/>
               </w:rPr>
               <w:t>Haberáis</w:t>
             </w:r>
+            <w:proofErr w:type="spellEnd"/>
           </w:p>
         </w:tc>
         <w:tc>
@@ -2599,6 +2814,7 @@
                 <w:lang w:val="es-ES"/>
               </w:rPr>
             </w:pPr>
+            <w:proofErr w:type="spellStart"/>
             <w:r>
               <w:rPr>
                 <w:lang w:val="es-ES"/>
@@ -2623,6 +2839,7 @@
               </w:rPr>
               <w:t>ráis</w:t>
             </w:r>
+            <w:proofErr w:type="spellEnd"/>
           </w:p>
         </w:tc>
       </w:tr>
@@ -2638,69 +2855,77 @@
                 <w:lang w:val="es-ES"/>
               </w:rPr>
             </w:pPr>
+            <w:proofErr w:type="spellStart"/>
             <w:r>
               <w:rPr>
                 <w:lang w:val="es-ES"/>
               </w:rPr>
               <w:t>Iou</w:t>
             </w:r>
-          </w:p>
-        </w:tc>
-        <w:tc>
-          <w:tcPr>
-            <w:tcW w:w="1659" w:type="dxa"/>
-          </w:tcPr>
-          <w:p>
-            <w:pPr>
-              <w:jc w:val="center"/>
-              <w:rPr>
-                <w:lang w:val="es-ES"/>
-              </w:rPr>
-            </w:pPr>
+            <w:proofErr w:type="spellEnd"/>
+          </w:p>
+        </w:tc>
+        <w:tc>
+          <w:tcPr>
+            <w:tcW w:w="1659" w:type="dxa"/>
+          </w:tcPr>
+          <w:p>
+            <w:pPr>
+              <w:jc w:val="center"/>
+              <w:rPr>
+                <w:lang w:val="es-ES"/>
+              </w:rPr>
+            </w:pPr>
+            <w:proofErr w:type="spellStart"/>
             <w:r>
               <w:rPr>
                 <w:lang w:val="es-ES"/>
               </w:rPr>
               <w:t>Eserán</w:t>
             </w:r>
-          </w:p>
-        </w:tc>
-        <w:tc>
-          <w:tcPr>
-            <w:tcW w:w="1659" w:type="dxa"/>
-          </w:tcPr>
-          <w:p>
-            <w:pPr>
-              <w:jc w:val="center"/>
-              <w:rPr>
-                <w:lang w:val="es-ES"/>
-              </w:rPr>
-            </w:pPr>
+            <w:proofErr w:type="spellEnd"/>
+          </w:p>
+        </w:tc>
+        <w:tc>
+          <w:tcPr>
+            <w:tcW w:w="1659" w:type="dxa"/>
+          </w:tcPr>
+          <w:p>
+            <w:pPr>
+              <w:jc w:val="center"/>
+              <w:rPr>
+                <w:lang w:val="es-ES"/>
+              </w:rPr>
+            </w:pPr>
+            <w:proofErr w:type="spellStart"/>
             <w:r>
               <w:rPr>
                 <w:lang w:val="es-ES"/>
               </w:rPr>
               <w:t>Farerán</w:t>
             </w:r>
-          </w:p>
-        </w:tc>
-        <w:tc>
-          <w:tcPr>
-            <w:tcW w:w="1659" w:type="dxa"/>
-          </w:tcPr>
-          <w:p>
-            <w:pPr>
-              <w:jc w:val="center"/>
-              <w:rPr>
-                <w:lang w:val="es-ES"/>
-              </w:rPr>
-            </w:pPr>
+            <w:proofErr w:type="spellEnd"/>
+          </w:p>
+        </w:tc>
+        <w:tc>
+          <w:tcPr>
+            <w:tcW w:w="1659" w:type="dxa"/>
+          </w:tcPr>
+          <w:p>
+            <w:pPr>
+              <w:jc w:val="center"/>
+              <w:rPr>
+                <w:lang w:val="es-ES"/>
+              </w:rPr>
+            </w:pPr>
+            <w:proofErr w:type="spellStart"/>
             <w:r>
               <w:rPr>
                 <w:lang w:val="es-ES"/>
               </w:rPr>
               <w:t>Haberán</w:t>
             </w:r>
+            <w:proofErr w:type="spellEnd"/>
           </w:p>
         </w:tc>
         <w:tc>
@@ -2856,7 +3081,6 @@
     <w:p>
       <w:pPr>
         <w:rPr>
-          <w:rFonts w:hint="eastAsia"/>
           <w:lang w:val="en-GB"/>
         </w:rPr>
       </w:pPr>
@@ -2896,6 +3120,7 @@
             <w:pPr>
               <w:jc w:val="center"/>
             </w:pPr>
+            <w:proofErr w:type="spellStart"/>
             <w:r>
               <w:rPr>
                 <w:rFonts w:hint="eastAsia"/>
@@ -2905,12 +3130,14 @@
             <w:r>
               <w:t>fic</w:t>
             </w:r>
+            <w:proofErr w:type="spellEnd"/>
             <w:r>
               <w:rPr>
                 <w:lang w:val="es-ES"/>
               </w:rPr>
               <w:t>ë</w:t>
             </w:r>
+            <w:proofErr w:type="spellStart"/>
             <w:r>
               <w:rPr>
                 <w:rFonts w:hint="eastAsia"/>
@@ -2920,6 +3147,7 @@
             <w:r>
               <w:t>e</w:t>
             </w:r>
+            <w:proofErr w:type="spellEnd"/>
             <w:r>
               <w:rPr>
                 <w:rFonts w:hint="eastAsia"/>
@@ -2935,47 +3163,53 @@
           <w:p>
             <w:pPr>
               <w:rPr>
+                <w:lang w:val="es-ES"/>
+              </w:rPr>
+            </w:pPr>
+            <w:r>
+              <w:rPr>
                 <w:rFonts w:hint="eastAsia"/>
                 <w:lang w:val="es-ES"/>
               </w:rPr>
+              <w:t>-ar</w:t>
+            </w:r>
+          </w:p>
+        </w:tc>
+        <w:tc>
+          <w:tcPr>
+            <w:tcW w:w="1659" w:type="dxa"/>
+          </w:tcPr>
+          <w:p>
+            <w:pPr>
+              <w:rPr>
+                <w:lang w:val="es-ES"/>
+              </w:rPr>
             </w:pPr>
             <w:r>
               <w:rPr>
                 <w:rFonts w:hint="eastAsia"/>
                 <w:lang w:val="es-ES"/>
               </w:rPr>
-              <w:t>-ar</w:t>
-            </w:r>
-          </w:p>
-        </w:tc>
-        <w:tc>
-          <w:tcPr>
-            <w:tcW w:w="1659" w:type="dxa"/>
-          </w:tcPr>
-          <w:p>
-            <w:pPr>
+              <w:t>-</w:t>
+            </w:r>
+            <w:proofErr w:type="spellStart"/>
+            <w:r>
               <w:rPr>
                 <w:rFonts w:hint="eastAsia"/>
                 <w:lang w:val="es-ES"/>
               </w:rPr>
-            </w:pPr>
-            <w:r>
-              <w:rPr>
-                <w:rFonts w:hint="eastAsia"/>
-                <w:lang w:val="es-ES"/>
-              </w:rPr>
-              <w:t>-er</w:t>
-            </w:r>
-          </w:p>
-        </w:tc>
-        <w:tc>
-          <w:tcPr>
-            <w:tcW w:w="1659" w:type="dxa"/>
-          </w:tcPr>
-          <w:p>
-            <w:pPr>
-              <w:rPr>
-                <w:rFonts w:hint="eastAsia"/>
+              <w:t>er</w:t>
+            </w:r>
+            <w:proofErr w:type="spellEnd"/>
+          </w:p>
+        </w:tc>
+        <w:tc>
+          <w:tcPr>
+            <w:tcW w:w="1659" w:type="dxa"/>
+          </w:tcPr>
+          <w:p>
+            <w:pPr>
+              <w:rPr>
                 <w:lang w:val="es-ES"/>
               </w:rPr>
             </w:pPr>
@@ -3162,8 +3396,23 @@
               <w:rPr>
                 <w:lang w:val="es-ES"/>
               </w:rPr>
-              <w:t>ErSie</w:t>
-            </w:r>
+              <w:t>Er</w:t>
+            </w:r>
+            <w:r>
+              <w:rPr>
+                <w:rFonts w:hint="eastAsia"/>
+                <w:lang w:val="es-ES"/>
+              </w:rPr>
+              <w:t>/</w:t>
+            </w:r>
+            <w:proofErr w:type="spellStart"/>
+            <w:r>
+              <w:rPr>
+                <w:lang w:val="es-ES"/>
+              </w:rPr>
+              <w:t>Sie</w:t>
+            </w:r>
+            <w:proofErr w:type="spellEnd"/>
           </w:p>
         </w:tc>
         <w:tc>
@@ -3314,12 +3563,14 @@
                 <w:lang w:val="es-ES"/>
               </w:rPr>
             </w:pPr>
+            <w:proofErr w:type="spellStart"/>
             <w:r>
               <w:rPr>
                 <w:lang w:val="es-ES"/>
               </w:rPr>
               <w:t>Vou</w:t>
             </w:r>
+            <w:proofErr w:type="spellEnd"/>
           </w:p>
         </w:tc>
         <w:tc>
@@ -3338,6 +3589,7 @@
               </w:rPr>
               <w:t>-</w:t>
             </w:r>
+            <w:proofErr w:type="spellStart"/>
             <w:r>
               <w:rPr>
                 <w:lang w:val="es-ES"/>
@@ -3350,42 +3602,59 @@
               </w:rPr>
               <w:t>s</w:t>
             </w:r>
-          </w:p>
-        </w:tc>
-        <w:tc>
-          <w:tcPr>
-            <w:tcW w:w="1659" w:type="dxa"/>
-          </w:tcPr>
-          <w:p>
-            <w:pPr>
-              <w:rPr>
-                <w:lang w:val="es-ES"/>
-              </w:rPr>
-            </w:pPr>
-            <w:r>
-              <w:rPr>
-                <w:lang w:val="es-ES"/>
-              </w:rPr>
-              <w:t>-ís</w:t>
-            </w:r>
-          </w:p>
-        </w:tc>
-        <w:tc>
-          <w:tcPr>
-            <w:tcW w:w="1659" w:type="dxa"/>
-          </w:tcPr>
-          <w:p>
-            <w:pPr>
-              <w:rPr>
-                <w:lang w:val="es-ES"/>
-              </w:rPr>
-            </w:pPr>
-            <w:r>
-              <w:rPr>
-                <w:lang w:val="es-ES"/>
-              </w:rPr>
-              <w:t>-ís</w:t>
-            </w:r>
+            <w:proofErr w:type="spellEnd"/>
+          </w:p>
+        </w:tc>
+        <w:tc>
+          <w:tcPr>
+            <w:tcW w:w="1659" w:type="dxa"/>
+          </w:tcPr>
+          <w:p>
+            <w:pPr>
+              <w:rPr>
+                <w:lang w:val="es-ES"/>
+              </w:rPr>
+            </w:pPr>
+            <w:r>
+              <w:rPr>
+                <w:lang w:val="es-ES"/>
+              </w:rPr>
+              <w:t>-</w:t>
+            </w:r>
+            <w:proofErr w:type="spellStart"/>
+            <w:r>
+              <w:rPr>
+                <w:lang w:val="es-ES"/>
+              </w:rPr>
+              <w:t>ís</w:t>
+            </w:r>
+            <w:proofErr w:type="spellEnd"/>
+          </w:p>
+        </w:tc>
+        <w:tc>
+          <w:tcPr>
+            <w:tcW w:w="1659" w:type="dxa"/>
+          </w:tcPr>
+          <w:p>
+            <w:pPr>
+              <w:rPr>
+                <w:lang w:val="es-ES"/>
+              </w:rPr>
+            </w:pPr>
+            <w:r>
+              <w:rPr>
+                <w:lang w:val="es-ES"/>
+              </w:rPr>
+              <w:t>-</w:t>
+            </w:r>
+            <w:proofErr w:type="spellStart"/>
+            <w:r>
+              <w:rPr>
+                <w:lang w:val="es-ES"/>
+              </w:rPr>
+              <w:t>ís</w:t>
+            </w:r>
+            <w:proofErr w:type="spellEnd"/>
           </w:p>
         </w:tc>
       </w:tr>
@@ -3401,66 +3670,92 @@
                 <w:lang w:val="es-ES"/>
               </w:rPr>
             </w:pPr>
+            <w:proofErr w:type="spellStart"/>
             <w:r>
               <w:rPr>
                 <w:lang w:val="es-ES"/>
               </w:rPr>
               <w:t>Iou</w:t>
             </w:r>
-          </w:p>
-        </w:tc>
-        <w:tc>
-          <w:tcPr>
-            <w:tcW w:w="1659" w:type="dxa"/>
-          </w:tcPr>
-          <w:p>
-            <w:pPr>
-              <w:rPr>
-                <w:lang w:val="es-ES"/>
-              </w:rPr>
-            </w:pPr>
-            <w:r>
-              <w:rPr>
-                <w:lang w:val="es-ES"/>
-              </w:rPr>
-              <w:t>-an</w:t>
-            </w:r>
-          </w:p>
-        </w:tc>
-        <w:tc>
-          <w:tcPr>
-            <w:tcW w:w="1659" w:type="dxa"/>
-          </w:tcPr>
-          <w:p>
-            <w:pPr>
-              <w:rPr>
-                <w:lang w:val="es-ES"/>
-              </w:rPr>
-            </w:pPr>
-            <w:r>
-              <w:rPr>
-                <w:lang w:val="es-ES"/>
-              </w:rPr>
-              <w:t>-an</w:t>
-            </w:r>
-          </w:p>
-        </w:tc>
-        <w:tc>
-          <w:tcPr>
-            <w:tcW w:w="1659" w:type="dxa"/>
-          </w:tcPr>
-          <w:p>
-            <w:pPr>
-              <w:rPr>
-                <w:lang w:val="es-ES"/>
-              </w:rPr>
-            </w:pPr>
-            <w:r>
-              <w:rPr>
-                <w:lang w:val="es-ES"/>
-              </w:rPr>
-              <w:t>-an</w:t>
-            </w:r>
+            <w:proofErr w:type="spellEnd"/>
+          </w:p>
+        </w:tc>
+        <w:tc>
+          <w:tcPr>
+            <w:tcW w:w="1659" w:type="dxa"/>
+          </w:tcPr>
+          <w:p>
+            <w:pPr>
+              <w:rPr>
+                <w:lang w:val="es-ES"/>
+              </w:rPr>
+            </w:pPr>
+            <w:r>
+              <w:rPr>
+                <w:lang w:val="es-ES"/>
+              </w:rPr>
+              <w:t>-</w:t>
+            </w:r>
+            <w:proofErr w:type="spellStart"/>
+            <w:r>
+              <w:rPr>
+                <w:lang w:val="es-ES"/>
+              </w:rPr>
+              <w:t>an</w:t>
+            </w:r>
+            <w:proofErr w:type="spellEnd"/>
+          </w:p>
+        </w:tc>
+        <w:tc>
+          <w:tcPr>
+            <w:tcW w:w="1659" w:type="dxa"/>
+          </w:tcPr>
+          <w:p>
+            <w:pPr>
+              <w:rPr>
+                <w:lang w:val="es-ES"/>
+              </w:rPr>
+            </w:pPr>
+            <w:r>
+              <w:rPr>
+                <w:lang w:val="es-ES"/>
+              </w:rPr>
+              <w:t>-</w:t>
+            </w:r>
+            <w:proofErr w:type="spellStart"/>
+            <w:r>
+              <w:rPr>
+                <w:lang w:val="es-ES"/>
+              </w:rPr>
+              <w:t>an</w:t>
+            </w:r>
+            <w:proofErr w:type="spellEnd"/>
+          </w:p>
+        </w:tc>
+        <w:tc>
+          <w:tcPr>
+            <w:tcW w:w="1659" w:type="dxa"/>
+          </w:tcPr>
+          <w:p>
+            <w:pPr>
+              <w:rPr>
+                <w:lang w:val="es-ES"/>
+              </w:rPr>
+            </w:pPr>
+            <w:r>
+              <w:rPr>
+                <w:lang w:val="es-ES"/>
+              </w:rPr>
+              <w:t>-</w:t>
+            </w:r>
+            <w:proofErr w:type="spellStart"/>
+            <w:r>
+              <w:rPr>
+                <w:lang w:val="es-ES"/>
+              </w:rPr>
+              <w:t>an</w:t>
+            </w:r>
+            <w:proofErr w:type="spellEnd"/>
           </w:p>
         </w:tc>
       </w:tr>
@@ -3493,9 +3788,11 @@
             <w:pPr>
               <w:jc w:val="center"/>
             </w:pPr>
+            <w:proofErr w:type="spellStart"/>
             <w:r>
               <w:t>Veske</w:t>
             </w:r>
+            <w:proofErr w:type="spellEnd"/>
             <w:r>
               <w:rPr>
                 <w:rFonts w:hint="eastAsia"/>
@@ -3511,47 +3808,53 @@
           <w:p>
             <w:pPr>
               <w:rPr>
+                <w:lang w:val="es-ES"/>
+              </w:rPr>
+            </w:pPr>
+            <w:r>
+              <w:rPr>
                 <w:rFonts w:hint="eastAsia"/>
                 <w:lang w:val="es-ES"/>
               </w:rPr>
+              <w:t>-ar</w:t>
+            </w:r>
+          </w:p>
+        </w:tc>
+        <w:tc>
+          <w:tcPr>
+            <w:tcW w:w="1659" w:type="dxa"/>
+          </w:tcPr>
+          <w:p>
+            <w:pPr>
+              <w:rPr>
+                <w:lang w:val="es-ES"/>
+              </w:rPr>
             </w:pPr>
             <w:r>
               <w:rPr>
                 <w:rFonts w:hint="eastAsia"/>
                 <w:lang w:val="es-ES"/>
               </w:rPr>
-              <w:t>-ar</w:t>
-            </w:r>
-          </w:p>
-        </w:tc>
-        <w:tc>
-          <w:tcPr>
-            <w:tcW w:w="1659" w:type="dxa"/>
-          </w:tcPr>
-          <w:p>
-            <w:pPr>
+              <w:t>-</w:t>
+            </w:r>
+            <w:proofErr w:type="spellStart"/>
+            <w:r>
               <w:rPr>
                 <w:rFonts w:hint="eastAsia"/>
                 <w:lang w:val="es-ES"/>
               </w:rPr>
-            </w:pPr>
-            <w:r>
-              <w:rPr>
-                <w:rFonts w:hint="eastAsia"/>
-                <w:lang w:val="es-ES"/>
-              </w:rPr>
-              <w:t>-er</w:t>
-            </w:r>
-          </w:p>
-        </w:tc>
-        <w:tc>
-          <w:tcPr>
-            <w:tcW w:w="1659" w:type="dxa"/>
-          </w:tcPr>
-          <w:p>
-            <w:pPr>
-              <w:rPr>
-                <w:rFonts w:hint="eastAsia"/>
+              <w:t>er</w:t>
+            </w:r>
+            <w:proofErr w:type="spellEnd"/>
+          </w:p>
+        </w:tc>
+        <w:tc>
+          <w:tcPr>
+            <w:tcW w:w="1659" w:type="dxa"/>
+          </w:tcPr>
+          <w:p>
+            <w:pPr>
+              <w:rPr>
                 <w:lang w:val="es-ES"/>
               </w:rPr>
             </w:pPr>
@@ -3610,7 +3913,6 @@
           <w:p>
             <w:pPr>
               <w:rPr>
-                <w:rFonts w:hint="eastAsia"/>
                 <w:lang w:val="es-ES"/>
               </w:rPr>
             </w:pPr>
@@ -3629,7 +3931,6 @@
           <w:p>
             <w:pPr>
               <w:rPr>
-                <w:rFonts w:hint="eastAsia"/>
                 <w:lang w:val="es-ES"/>
               </w:rPr>
             </w:pPr>
@@ -3676,46 +3977,68 @@
               <w:rPr>
                 <w:lang w:val="es-ES"/>
               </w:rPr>
-              <w:t>-ast</w:t>
-            </w:r>
-          </w:p>
-        </w:tc>
-        <w:tc>
-          <w:tcPr>
-            <w:tcW w:w="1659" w:type="dxa"/>
-          </w:tcPr>
-          <w:p>
-            <w:pPr>
-              <w:rPr>
-                <w:rFonts w:hint="eastAsia"/>
-                <w:lang w:val="es-ES"/>
-              </w:rPr>
-            </w:pPr>
-            <w:r>
-              <w:rPr>
-                <w:lang w:val="es-ES"/>
-              </w:rPr>
-              <w:t>-ast</w:t>
-            </w:r>
-          </w:p>
-        </w:tc>
-        <w:tc>
-          <w:tcPr>
-            <w:tcW w:w="1659" w:type="dxa"/>
-          </w:tcPr>
-          <w:p>
-            <w:pPr>
-              <w:rPr>
-                <w:rFonts w:hint="eastAsia"/>
-                <w:lang w:val="es-ES"/>
-              </w:rPr>
-            </w:pPr>
-            <w:r>
-              <w:rPr>
-                <w:lang w:val="es-ES"/>
-              </w:rPr>
-              <w:t>-ast</w:t>
-            </w:r>
+              <w:t>-</w:t>
+            </w:r>
+            <w:proofErr w:type="spellStart"/>
+            <w:r>
+              <w:rPr>
+                <w:lang w:val="es-ES"/>
+              </w:rPr>
+              <w:t>ast</w:t>
+            </w:r>
+            <w:proofErr w:type="spellEnd"/>
+          </w:p>
+        </w:tc>
+        <w:tc>
+          <w:tcPr>
+            <w:tcW w:w="1659" w:type="dxa"/>
+          </w:tcPr>
+          <w:p>
+            <w:pPr>
+              <w:rPr>
+                <w:lang w:val="es-ES"/>
+              </w:rPr>
+            </w:pPr>
+            <w:r>
+              <w:rPr>
+                <w:lang w:val="es-ES"/>
+              </w:rPr>
+              <w:t>-</w:t>
+            </w:r>
+            <w:proofErr w:type="spellStart"/>
+            <w:r>
+              <w:rPr>
+                <w:lang w:val="es-ES"/>
+              </w:rPr>
+              <w:t>ast</w:t>
+            </w:r>
+            <w:proofErr w:type="spellEnd"/>
+          </w:p>
+        </w:tc>
+        <w:tc>
+          <w:tcPr>
+            <w:tcW w:w="1659" w:type="dxa"/>
+          </w:tcPr>
+          <w:p>
+            <w:pPr>
+              <w:rPr>
+                <w:lang w:val="es-ES"/>
+              </w:rPr>
+            </w:pPr>
+            <w:r>
+              <w:rPr>
+                <w:lang w:val="es-ES"/>
+              </w:rPr>
+              <w:t>-</w:t>
+            </w:r>
+            <w:proofErr w:type="spellStart"/>
+            <w:r>
+              <w:rPr>
+                <w:lang w:val="es-ES"/>
+              </w:rPr>
+              <w:t>ast</w:t>
+            </w:r>
+            <w:proofErr w:type="spellEnd"/>
           </w:p>
         </w:tc>
       </w:tr>
@@ -3735,64 +4058,101 @@
               <w:rPr>
                 <w:lang w:val="es-ES"/>
               </w:rPr>
-              <w:t>ErSie</w:t>
-            </w:r>
-          </w:p>
-        </w:tc>
-        <w:tc>
-          <w:tcPr>
-            <w:tcW w:w="1659" w:type="dxa"/>
-          </w:tcPr>
-          <w:p>
-            <w:pPr>
-              <w:rPr>
-                <w:lang w:val="es-ES"/>
-              </w:rPr>
-            </w:pPr>
-            <w:r>
-              <w:rPr>
-                <w:lang w:val="es-ES"/>
-              </w:rPr>
-              <w:t>-ó</w:t>
-            </w:r>
-          </w:p>
-        </w:tc>
-        <w:tc>
-          <w:tcPr>
-            <w:tcW w:w="1659" w:type="dxa"/>
-          </w:tcPr>
-          <w:p>
-            <w:pPr>
+              <w:t>Er</w:t>
+            </w:r>
+            <w:r>
               <w:rPr>
                 <w:rFonts w:hint="eastAsia"/>
                 <w:lang w:val="es-ES"/>
               </w:rPr>
-            </w:pPr>
-            <w:r>
-              <w:rPr>
-                <w:lang w:val="es-ES"/>
-              </w:rPr>
-              <w:t>-ó</w:t>
-            </w:r>
-          </w:p>
-        </w:tc>
-        <w:tc>
-          <w:tcPr>
-            <w:tcW w:w="1659" w:type="dxa"/>
-          </w:tcPr>
-          <w:p>
-            <w:pPr>
-              <w:rPr>
-                <w:rFonts w:hint="eastAsia"/>
-                <w:lang w:val="es-ES"/>
-              </w:rPr>
-            </w:pPr>
-            <w:r>
-              <w:rPr>
-                <w:lang w:val="es-ES"/>
-              </w:rPr>
-              <w:t>-ó</w:t>
-            </w:r>
+              <w:t>/</w:t>
+            </w:r>
+            <w:proofErr w:type="spellStart"/>
+            <w:r>
+              <w:rPr>
+                <w:lang w:val="es-ES"/>
+              </w:rPr>
+              <w:t>Sie</w:t>
+            </w:r>
+            <w:proofErr w:type="spellEnd"/>
+          </w:p>
+        </w:tc>
+        <w:tc>
+          <w:tcPr>
+            <w:tcW w:w="1659" w:type="dxa"/>
+          </w:tcPr>
+          <w:p>
+            <w:pPr>
+              <w:rPr>
+                <w:lang w:val="es-ES"/>
+              </w:rPr>
+            </w:pPr>
+            <w:r>
+              <w:rPr>
+                <w:lang w:val="es-ES"/>
+              </w:rPr>
+              <w:t>-</w:t>
+            </w:r>
+            <w:proofErr w:type="spellStart"/>
+            <w:r>
+              <w:rPr>
+                <w:lang w:val="es-ES"/>
+              </w:rPr>
+              <w:t>ó</w:t>
+            </w:r>
+            <w:proofErr w:type="spellEnd"/>
+          </w:p>
+        </w:tc>
+        <w:tc>
+          <w:tcPr>
+            <w:tcW w:w="1659" w:type="dxa"/>
+          </w:tcPr>
+          <w:p>
+            <w:pPr>
+              <w:rPr>
+                <w:lang w:val="es-ES"/>
+              </w:rPr>
+            </w:pPr>
+            <w:r>
+              <w:rPr>
+                <w:lang w:val="es-ES"/>
+              </w:rPr>
+              <w:t>-</w:t>
+            </w:r>
+            <w:proofErr w:type="spellStart"/>
+            <w:r>
+              <w:rPr>
+                <w:lang w:val="es-ES"/>
+              </w:rPr>
+              <w:t>ó</w:t>
+            </w:r>
+            <w:proofErr w:type="spellEnd"/>
+          </w:p>
+        </w:tc>
+        <w:tc>
+          <w:tcPr>
+            <w:tcW w:w="1659" w:type="dxa"/>
+          </w:tcPr>
+          <w:p>
+            <w:pPr>
+              <w:rPr>
+                <w:lang w:val="es-ES"/>
+              </w:rPr>
+            </w:pPr>
+            <w:r>
+              <w:rPr>
+                <w:lang w:val="es-ES"/>
+              </w:rPr>
+              <w:t>-</w:t>
+            </w:r>
+            <w:proofErr w:type="spellStart"/>
+            <w:r>
+              <w:rPr>
+                <w:lang w:val="es-ES"/>
+              </w:rPr>
+              <w:t>ó</w:t>
+            </w:r>
+            <w:proofErr w:type="spellEnd"/>
           </w:p>
         </w:tc>
       </w:tr>
@@ -3830,46 +4190,68 @@
               <w:rPr>
                 <w:lang w:val="es-ES"/>
               </w:rPr>
-              <w:t>-ams</w:t>
-            </w:r>
-          </w:p>
-        </w:tc>
-        <w:tc>
-          <w:tcPr>
-            <w:tcW w:w="1659" w:type="dxa"/>
-          </w:tcPr>
-          <w:p>
-            <w:pPr>
-              <w:rPr>
-                <w:rFonts w:hint="eastAsia"/>
-                <w:lang w:val="es-ES"/>
-              </w:rPr>
-            </w:pPr>
-            <w:r>
-              <w:rPr>
-                <w:lang w:val="es-ES"/>
-              </w:rPr>
-              <w:t>-ams</w:t>
-            </w:r>
-          </w:p>
-        </w:tc>
-        <w:tc>
-          <w:tcPr>
-            <w:tcW w:w="1659" w:type="dxa"/>
-          </w:tcPr>
-          <w:p>
-            <w:pPr>
-              <w:rPr>
-                <w:rFonts w:hint="eastAsia"/>
-                <w:lang w:val="es-ES"/>
-              </w:rPr>
-            </w:pPr>
-            <w:r>
-              <w:rPr>
-                <w:lang w:val="es-ES"/>
-              </w:rPr>
-              <w:t>-ams</w:t>
-            </w:r>
+              <w:t>-</w:t>
+            </w:r>
+            <w:proofErr w:type="spellStart"/>
+            <w:r>
+              <w:rPr>
+                <w:lang w:val="es-ES"/>
+              </w:rPr>
+              <w:t>ams</w:t>
+            </w:r>
+            <w:proofErr w:type="spellEnd"/>
+          </w:p>
+        </w:tc>
+        <w:tc>
+          <w:tcPr>
+            <w:tcW w:w="1659" w:type="dxa"/>
+          </w:tcPr>
+          <w:p>
+            <w:pPr>
+              <w:rPr>
+                <w:lang w:val="es-ES"/>
+              </w:rPr>
+            </w:pPr>
+            <w:r>
+              <w:rPr>
+                <w:lang w:val="es-ES"/>
+              </w:rPr>
+              <w:t>-</w:t>
+            </w:r>
+            <w:proofErr w:type="spellStart"/>
+            <w:r>
+              <w:rPr>
+                <w:lang w:val="es-ES"/>
+              </w:rPr>
+              <w:t>ams</w:t>
+            </w:r>
+            <w:proofErr w:type="spellEnd"/>
+          </w:p>
+        </w:tc>
+        <w:tc>
+          <w:tcPr>
+            <w:tcW w:w="1659" w:type="dxa"/>
+          </w:tcPr>
+          <w:p>
+            <w:pPr>
+              <w:rPr>
+                <w:lang w:val="es-ES"/>
+              </w:rPr>
+            </w:pPr>
+            <w:r>
+              <w:rPr>
+                <w:lang w:val="es-ES"/>
+              </w:rPr>
+              <w:t>-</w:t>
+            </w:r>
+            <w:proofErr w:type="spellStart"/>
+            <w:r>
+              <w:rPr>
+                <w:lang w:val="es-ES"/>
+              </w:rPr>
+              <w:t>ams</w:t>
+            </w:r>
+            <w:proofErr w:type="spellEnd"/>
           </w:p>
         </w:tc>
       </w:tr>
@@ -3885,68 +4267,92 @@
                 <w:lang w:val="es-ES"/>
               </w:rPr>
             </w:pPr>
+            <w:proofErr w:type="spellStart"/>
             <w:r>
               <w:rPr>
                 <w:lang w:val="es-ES"/>
               </w:rPr>
               <w:t>Vou</w:t>
             </w:r>
-          </w:p>
-        </w:tc>
-        <w:tc>
-          <w:tcPr>
-            <w:tcW w:w="1659" w:type="dxa"/>
-          </w:tcPr>
-          <w:p>
-            <w:pPr>
-              <w:rPr>
-                <w:lang w:val="es-ES"/>
-              </w:rPr>
-            </w:pPr>
-            <w:r>
-              <w:rPr>
-                <w:lang w:val="es-ES"/>
-              </w:rPr>
-              <w:t>-ás</w:t>
-            </w:r>
-          </w:p>
-        </w:tc>
-        <w:tc>
-          <w:tcPr>
-            <w:tcW w:w="1659" w:type="dxa"/>
-          </w:tcPr>
-          <w:p>
-            <w:pPr>
-              <w:rPr>
-                <w:rFonts w:hint="eastAsia"/>
-                <w:lang w:val="es-ES"/>
-              </w:rPr>
-            </w:pPr>
-            <w:r>
-              <w:rPr>
-                <w:lang w:val="es-ES"/>
-              </w:rPr>
-              <w:t>-ás</w:t>
-            </w:r>
-          </w:p>
-        </w:tc>
-        <w:tc>
-          <w:tcPr>
-            <w:tcW w:w="1659" w:type="dxa"/>
-          </w:tcPr>
-          <w:p>
-            <w:pPr>
-              <w:rPr>
-                <w:rFonts w:hint="eastAsia"/>
-                <w:lang w:val="es-ES"/>
-              </w:rPr>
-            </w:pPr>
-            <w:r>
-              <w:rPr>
-                <w:lang w:val="es-ES"/>
-              </w:rPr>
-              <w:t>-ás</w:t>
-            </w:r>
+            <w:proofErr w:type="spellEnd"/>
+          </w:p>
+        </w:tc>
+        <w:tc>
+          <w:tcPr>
+            <w:tcW w:w="1659" w:type="dxa"/>
+          </w:tcPr>
+          <w:p>
+            <w:pPr>
+              <w:rPr>
+                <w:lang w:val="es-ES"/>
+              </w:rPr>
+            </w:pPr>
+            <w:r>
+              <w:rPr>
+                <w:lang w:val="es-ES"/>
+              </w:rPr>
+              <w:t>-</w:t>
+            </w:r>
+            <w:proofErr w:type="spellStart"/>
+            <w:r>
+              <w:rPr>
+                <w:lang w:val="es-ES"/>
+              </w:rPr>
+              <w:t>ás</w:t>
+            </w:r>
+            <w:proofErr w:type="spellEnd"/>
+          </w:p>
+        </w:tc>
+        <w:tc>
+          <w:tcPr>
+            <w:tcW w:w="1659" w:type="dxa"/>
+          </w:tcPr>
+          <w:p>
+            <w:pPr>
+              <w:rPr>
+                <w:lang w:val="es-ES"/>
+              </w:rPr>
+            </w:pPr>
+            <w:r>
+              <w:rPr>
+                <w:lang w:val="es-ES"/>
+              </w:rPr>
+              <w:t>-</w:t>
+            </w:r>
+            <w:proofErr w:type="spellStart"/>
+            <w:r>
+              <w:rPr>
+                <w:lang w:val="es-ES"/>
+              </w:rPr>
+              <w:t>ás</w:t>
+            </w:r>
+            <w:proofErr w:type="spellEnd"/>
+          </w:p>
+        </w:tc>
+        <w:tc>
+          <w:tcPr>
+            <w:tcW w:w="1659" w:type="dxa"/>
+          </w:tcPr>
+          <w:p>
+            <w:pPr>
+              <w:rPr>
+                <w:lang w:val="es-ES"/>
+              </w:rPr>
+            </w:pPr>
+            <w:r>
+              <w:rPr>
+                <w:lang w:val="es-ES"/>
+              </w:rPr>
+              <w:t>-</w:t>
+            </w:r>
+            <w:proofErr w:type="spellStart"/>
+            <w:r>
+              <w:rPr>
+                <w:lang w:val="es-ES"/>
+              </w:rPr>
+              <w:t>ás</w:t>
+            </w:r>
+            <w:proofErr w:type="spellEnd"/>
           </w:p>
         </w:tc>
       </w:tr>
@@ -3965,40 +4371,23 @@
                 <w:lang w:val="es-ES"/>
               </w:rPr>
             </w:pPr>
+            <w:proofErr w:type="spellStart"/>
             <w:r>
               <w:rPr>
                 <w:lang w:val="es-ES"/>
               </w:rPr>
               <w:t>Iou</w:t>
             </w:r>
-          </w:p>
-        </w:tc>
-        <w:tc>
-          <w:tcPr>
-            <w:tcW w:w="1659" w:type="dxa"/>
-          </w:tcPr>
-          <w:p>
-            <w:pPr>
-              <w:rPr>
-                <w:lang w:val="es-ES"/>
-              </w:rPr>
-            </w:pPr>
-            <w:r>
-              <w:rPr>
-                <w:lang w:val="es-ES"/>
-              </w:rPr>
-              <w:t>-án</w:t>
-            </w:r>
-          </w:p>
-        </w:tc>
-        <w:tc>
-          <w:tcPr>
-            <w:tcW w:w="1659" w:type="dxa"/>
-          </w:tcPr>
-          <w:p>
-            <w:pPr>
-              <w:rPr>
-                <w:rFonts w:hint="eastAsia"/>
+            <w:proofErr w:type="spellEnd"/>
+          </w:p>
+        </w:tc>
+        <w:tc>
+          <w:tcPr>
+            <w:tcW w:w="1659" w:type="dxa"/>
+          </w:tcPr>
+          <w:p>
+            <w:pPr>
+              <w:rPr>
                 <w:lang w:val="es-ES"/>
               </w:rPr>
             </w:pPr>
@@ -4008,28 +4397,23 @@
               </w:rPr>
               <w:t>-</w:t>
             </w:r>
-            <w:r>
-              <w:rPr>
-                <w:lang w:val="es-ES"/>
-              </w:rPr>
-              <w:t>é</w:t>
-            </w:r>
-            <w:r>
-              <w:rPr>
-                <w:lang w:val="es-ES"/>
-              </w:rPr>
-              <w:t>n</w:t>
-            </w:r>
-          </w:p>
-        </w:tc>
-        <w:tc>
-          <w:tcPr>
-            <w:tcW w:w="1659" w:type="dxa"/>
-          </w:tcPr>
-          <w:p>
-            <w:pPr>
-              <w:rPr>
-                <w:rFonts w:hint="eastAsia"/>
+            <w:proofErr w:type="spellStart"/>
+            <w:r>
+              <w:rPr>
+                <w:lang w:val="es-ES"/>
+              </w:rPr>
+              <w:t>án</w:t>
+            </w:r>
+            <w:proofErr w:type="spellEnd"/>
+          </w:p>
+        </w:tc>
+        <w:tc>
+          <w:tcPr>
+            <w:tcW w:w="1659" w:type="dxa"/>
+          </w:tcPr>
+          <w:p>
+            <w:pPr>
+              <w:rPr>
                 <w:lang w:val="es-ES"/>
               </w:rPr>
             </w:pPr>
@@ -4039,18 +4423,40 @@
               </w:rPr>
               <w:t>-</w:t>
             </w:r>
-            <w:r>
-              <w:rPr>
-                <w:lang w:val="es-ES"/>
-              </w:rPr>
-              <w:t>é</w:t>
-            </w:r>
-            <w:r>
-              <w:rPr>
-                <w:lang w:val="es-ES"/>
-              </w:rPr>
-              <w:t>n</w:t>
-            </w:r>
+            <w:proofErr w:type="spellStart"/>
+            <w:r>
+              <w:rPr>
+                <w:lang w:val="es-ES"/>
+              </w:rPr>
+              <w:t>én</w:t>
+            </w:r>
+            <w:proofErr w:type="spellEnd"/>
+          </w:p>
+        </w:tc>
+        <w:tc>
+          <w:tcPr>
+            <w:tcW w:w="1659" w:type="dxa"/>
+          </w:tcPr>
+          <w:p>
+            <w:pPr>
+              <w:rPr>
+                <w:lang w:val="es-ES"/>
+              </w:rPr>
+            </w:pPr>
+            <w:r>
+              <w:rPr>
+                <w:lang w:val="es-ES"/>
+              </w:rPr>
+              <w:t>-</w:t>
+            </w:r>
+            <w:proofErr w:type="spellStart"/>
+            <w:r>
+              <w:rPr>
+                <w:lang w:val="es-ES"/>
+              </w:rPr>
+              <w:t>én</w:t>
+            </w:r>
+            <w:proofErr w:type="spellEnd"/>
           </w:p>
         </w:tc>
       </w:tr>
@@ -4084,13 +4490,7 @@
               <w:jc w:val="center"/>
             </w:pPr>
             <w:r>
-              <w:t>B</w:t>
-            </w:r>
-            <w:r>
-              <w:t>ara</w:t>
-            </w:r>
-            <w:r>
-              <w:t>lo</w:t>
+              <w:t>Baralo</w:t>
             </w:r>
             <w:r>
               <w:rPr>
@@ -4132,8 +4532,16 @@
               <w:rPr>
                 <w:lang w:val="es-ES"/>
               </w:rPr>
-              <w:t>-er</w:t>
-            </w:r>
+              <w:t>-</w:t>
+            </w:r>
+            <w:proofErr w:type="spellStart"/>
+            <w:r>
+              <w:rPr>
+                <w:lang w:val="es-ES"/>
+              </w:rPr>
+              <w:t>er</w:t>
+            </w:r>
+            <w:proofErr w:type="spellEnd"/>
           </w:p>
         </w:tc>
         <w:tc>
@@ -4200,7 +4608,6 @@
           <w:p>
             <w:pPr>
               <w:rPr>
-                <w:rFonts w:hint="eastAsia"/>
                 <w:lang w:val="es-ES"/>
               </w:rPr>
             </w:pPr>
@@ -4219,7 +4626,6 @@
           <w:p>
             <w:pPr>
               <w:rPr>
-                <w:rFonts w:hint="eastAsia"/>
                 <w:lang w:val="es-ES"/>
               </w:rPr>
             </w:pPr>
@@ -4266,46 +4672,68 @@
               <w:rPr>
                 <w:lang w:val="es-ES"/>
               </w:rPr>
-              <w:t>-ás</w:t>
-            </w:r>
-          </w:p>
-        </w:tc>
-        <w:tc>
-          <w:tcPr>
-            <w:tcW w:w="1659" w:type="dxa"/>
-          </w:tcPr>
-          <w:p>
-            <w:pPr>
-              <w:rPr>
-                <w:rFonts w:hint="eastAsia"/>
-                <w:lang w:val="es-ES"/>
-              </w:rPr>
-            </w:pPr>
-            <w:r>
-              <w:rPr>
-                <w:lang w:val="es-ES"/>
-              </w:rPr>
-              <w:t>-ás</w:t>
-            </w:r>
-          </w:p>
-        </w:tc>
-        <w:tc>
-          <w:tcPr>
-            <w:tcW w:w="1659" w:type="dxa"/>
-          </w:tcPr>
-          <w:p>
-            <w:pPr>
-              <w:rPr>
-                <w:rFonts w:hint="eastAsia"/>
-                <w:lang w:val="es-ES"/>
-              </w:rPr>
-            </w:pPr>
-            <w:r>
-              <w:rPr>
-                <w:lang w:val="es-ES"/>
-              </w:rPr>
-              <w:t>-ás</w:t>
-            </w:r>
+              <w:t>-</w:t>
+            </w:r>
+            <w:proofErr w:type="spellStart"/>
+            <w:r>
+              <w:rPr>
+                <w:lang w:val="es-ES"/>
+              </w:rPr>
+              <w:t>ás</w:t>
+            </w:r>
+            <w:proofErr w:type="spellEnd"/>
+          </w:p>
+        </w:tc>
+        <w:tc>
+          <w:tcPr>
+            <w:tcW w:w="1659" w:type="dxa"/>
+          </w:tcPr>
+          <w:p>
+            <w:pPr>
+              <w:rPr>
+                <w:lang w:val="es-ES"/>
+              </w:rPr>
+            </w:pPr>
+            <w:r>
+              <w:rPr>
+                <w:lang w:val="es-ES"/>
+              </w:rPr>
+              <w:t>-</w:t>
+            </w:r>
+            <w:proofErr w:type="spellStart"/>
+            <w:r>
+              <w:rPr>
+                <w:lang w:val="es-ES"/>
+              </w:rPr>
+              <w:t>ás</w:t>
+            </w:r>
+            <w:proofErr w:type="spellEnd"/>
+          </w:p>
+        </w:tc>
+        <w:tc>
+          <w:tcPr>
+            <w:tcW w:w="1659" w:type="dxa"/>
+          </w:tcPr>
+          <w:p>
+            <w:pPr>
+              <w:rPr>
+                <w:lang w:val="es-ES"/>
+              </w:rPr>
+            </w:pPr>
+            <w:r>
+              <w:rPr>
+                <w:lang w:val="es-ES"/>
+              </w:rPr>
+              <w:t>-</w:t>
+            </w:r>
+            <w:proofErr w:type="spellStart"/>
+            <w:r>
+              <w:rPr>
+                <w:lang w:val="es-ES"/>
+              </w:rPr>
+              <w:t>ás</w:t>
+            </w:r>
+            <w:proofErr w:type="spellEnd"/>
           </w:p>
         </w:tc>
       </w:tr>
@@ -4325,8 +4753,23 @@
               <w:rPr>
                 <w:lang w:val="es-ES"/>
               </w:rPr>
-              <w:t>ErSie</w:t>
-            </w:r>
+              <w:t>Er</w:t>
+            </w:r>
+            <w:r>
+              <w:rPr>
+                <w:rFonts w:hint="eastAsia"/>
+                <w:lang w:val="es-ES"/>
+              </w:rPr>
+              <w:t>/</w:t>
+            </w:r>
+            <w:proofErr w:type="spellStart"/>
+            <w:r>
+              <w:rPr>
+                <w:lang w:val="es-ES"/>
+              </w:rPr>
+              <w:t>Sie</w:t>
+            </w:r>
+            <w:proofErr w:type="spellEnd"/>
           </w:p>
         </w:tc>
         <w:tc>
@@ -4354,7 +4797,6 @@
           <w:p>
             <w:pPr>
               <w:rPr>
-                <w:rFonts w:hint="eastAsia"/>
                 <w:lang w:val="es-ES"/>
               </w:rPr>
             </w:pPr>
@@ -4373,7 +4815,6 @@
           <w:p>
             <w:pPr>
               <w:rPr>
-                <w:rFonts w:hint="eastAsia"/>
                 <w:lang w:val="es-ES"/>
               </w:rPr>
             </w:pPr>
@@ -4420,46 +4861,68 @@
               <w:rPr>
                 <w:lang w:val="es-ES"/>
               </w:rPr>
-              <w:t>-ám</w:t>
-            </w:r>
-          </w:p>
-        </w:tc>
-        <w:tc>
-          <w:tcPr>
-            <w:tcW w:w="1659" w:type="dxa"/>
-          </w:tcPr>
-          <w:p>
-            <w:pPr>
-              <w:rPr>
-                <w:rFonts w:hint="eastAsia"/>
-                <w:lang w:val="es-ES"/>
-              </w:rPr>
-            </w:pPr>
-            <w:r>
-              <w:rPr>
-                <w:lang w:val="es-ES"/>
-              </w:rPr>
-              <w:t>-ám</w:t>
-            </w:r>
-          </w:p>
-        </w:tc>
-        <w:tc>
-          <w:tcPr>
-            <w:tcW w:w="1659" w:type="dxa"/>
-          </w:tcPr>
-          <w:p>
-            <w:pPr>
-              <w:rPr>
-                <w:rFonts w:hint="eastAsia"/>
-                <w:lang w:val="es-ES"/>
-              </w:rPr>
-            </w:pPr>
-            <w:r>
-              <w:rPr>
-                <w:lang w:val="es-ES"/>
-              </w:rPr>
-              <w:t>-ám</w:t>
-            </w:r>
+              <w:t>-</w:t>
+            </w:r>
+            <w:proofErr w:type="spellStart"/>
+            <w:r>
+              <w:rPr>
+                <w:lang w:val="es-ES"/>
+              </w:rPr>
+              <w:t>ám</w:t>
+            </w:r>
+            <w:proofErr w:type="spellEnd"/>
+          </w:p>
+        </w:tc>
+        <w:tc>
+          <w:tcPr>
+            <w:tcW w:w="1659" w:type="dxa"/>
+          </w:tcPr>
+          <w:p>
+            <w:pPr>
+              <w:rPr>
+                <w:lang w:val="es-ES"/>
+              </w:rPr>
+            </w:pPr>
+            <w:r>
+              <w:rPr>
+                <w:lang w:val="es-ES"/>
+              </w:rPr>
+              <w:t>-</w:t>
+            </w:r>
+            <w:proofErr w:type="spellStart"/>
+            <w:r>
+              <w:rPr>
+                <w:lang w:val="es-ES"/>
+              </w:rPr>
+              <w:t>ám</w:t>
+            </w:r>
+            <w:proofErr w:type="spellEnd"/>
+          </w:p>
+        </w:tc>
+        <w:tc>
+          <w:tcPr>
+            <w:tcW w:w="1659" w:type="dxa"/>
+          </w:tcPr>
+          <w:p>
+            <w:pPr>
+              <w:rPr>
+                <w:lang w:val="es-ES"/>
+              </w:rPr>
+            </w:pPr>
+            <w:r>
+              <w:rPr>
+                <w:lang w:val="es-ES"/>
+              </w:rPr>
+              <w:t>-</w:t>
+            </w:r>
+            <w:proofErr w:type="spellStart"/>
+            <w:r>
+              <w:rPr>
+                <w:lang w:val="es-ES"/>
+              </w:rPr>
+              <w:t>ám</w:t>
+            </w:r>
+            <w:proofErr w:type="spellEnd"/>
           </w:p>
         </w:tc>
       </w:tr>
@@ -4475,68 +4938,92 @@
                 <w:lang w:val="es-ES"/>
               </w:rPr>
             </w:pPr>
+            <w:proofErr w:type="spellStart"/>
             <w:r>
               <w:rPr>
                 <w:lang w:val="es-ES"/>
               </w:rPr>
               <w:t>Vou</w:t>
             </w:r>
-          </w:p>
-        </w:tc>
-        <w:tc>
-          <w:tcPr>
-            <w:tcW w:w="1659" w:type="dxa"/>
-          </w:tcPr>
-          <w:p>
-            <w:pPr>
-              <w:rPr>
-                <w:lang w:val="es-ES"/>
-              </w:rPr>
-            </w:pPr>
-            <w:r>
-              <w:rPr>
-                <w:lang w:val="es-ES"/>
-              </w:rPr>
-              <w:t>-áis</w:t>
-            </w:r>
-          </w:p>
-        </w:tc>
-        <w:tc>
-          <w:tcPr>
-            <w:tcW w:w="1659" w:type="dxa"/>
-          </w:tcPr>
-          <w:p>
-            <w:pPr>
-              <w:rPr>
-                <w:rFonts w:hint="eastAsia"/>
-                <w:lang w:val="es-ES"/>
-              </w:rPr>
-            </w:pPr>
-            <w:r>
-              <w:rPr>
-                <w:lang w:val="es-ES"/>
-              </w:rPr>
-              <w:t>-áis</w:t>
-            </w:r>
-          </w:p>
-        </w:tc>
-        <w:tc>
-          <w:tcPr>
-            <w:tcW w:w="1659" w:type="dxa"/>
-          </w:tcPr>
-          <w:p>
-            <w:pPr>
-              <w:rPr>
-                <w:rFonts w:hint="eastAsia"/>
-                <w:lang w:val="es-ES"/>
-              </w:rPr>
-            </w:pPr>
-            <w:r>
-              <w:rPr>
-                <w:lang w:val="es-ES"/>
-              </w:rPr>
-              <w:t>-áis</w:t>
-            </w:r>
+            <w:proofErr w:type="spellEnd"/>
+          </w:p>
+        </w:tc>
+        <w:tc>
+          <w:tcPr>
+            <w:tcW w:w="1659" w:type="dxa"/>
+          </w:tcPr>
+          <w:p>
+            <w:pPr>
+              <w:rPr>
+                <w:lang w:val="es-ES"/>
+              </w:rPr>
+            </w:pPr>
+            <w:r>
+              <w:rPr>
+                <w:lang w:val="es-ES"/>
+              </w:rPr>
+              <w:t>-</w:t>
+            </w:r>
+            <w:proofErr w:type="spellStart"/>
+            <w:r>
+              <w:rPr>
+                <w:lang w:val="es-ES"/>
+              </w:rPr>
+              <w:t>áis</w:t>
+            </w:r>
+            <w:proofErr w:type="spellEnd"/>
+          </w:p>
+        </w:tc>
+        <w:tc>
+          <w:tcPr>
+            <w:tcW w:w="1659" w:type="dxa"/>
+          </w:tcPr>
+          <w:p>
+            <w:pPr>
+              <w:rPr>
+                <w:lang w:val="es-ES"/>
+              </w:rPr>
+            </w:pPr>
+            <w:r>
+              <w:rPr>
+                <w:lang w:val="es-ES"/>
+              </w:rPr>
+              <w:t>-</w:t>
+            </w:r>
+            <w:proofErr w:type="spellStart"/>
+            <w:r>
+              <w:rPr>
+                <w:lang w:val="es-ES"/>
+              </w:rPr>
+              <w:t>áis</w:t>
+            </w:r>
+            <w:proofErr w:type="spellEnd"/>
+          </w:p>
+        </w:tc>
+        <w:tc>
+          <w:tcPr>
+            <w:tcW w:w="1659" w:type="dxa"/>
+          </w:tcPr>
+          <w:p>
+            <w:pPr>
+              <w:rPr>
+                <w:lang w:val="es-ES"/>
+              </w:rPr>
+            </w:pPr>
+            <w:r>
+              <w:rPr>
+                <w:lang w:val="es-ES"/>
+              </w:rPr>
+              <w:t>-</w:t>
+            </w:r>
+            <w:proofErr w:type="spellStart"/>
+            <w:r>
+              <w:rPr>
+                <w:lang w:val="es-ES"/>
+              </w:rPr>
+              <w:t>áis</w:t>
+            </w:r>
+            <w:proofErr w:type="spellEnd"/>
           </w:p>
         </w:tc>
       </w:tr>
@@ -4552,68 +5039,92 @@
                 <w:lang w:val="es-ES"/>
               </w:rPr>
             </w:pPr>
+            <w:proofErr w:type="spellStart"/>
             <w:r>
               <w:rPr>
                 <w:lang w:val="es-ES"/>
               </w:rPr>
               <w:t>Iou</w:t>
             </w:r>
-          </w:p>
-        </w:tc>
-        <w:tc>
-          <w:tcPr>
-            <w:tcW w:w="1659" w:type="dxa"/>
-          </w:tcPr>
-          <w:p>
-            <w:pPr>
-              <w:rPr>
-                <w:lang w:val="es-ES"/>
-              </w:rPr>
-            </w:pPr>
-            <w:r>
-              <w:rPr>
-                <w:lang w:val="es-ES"/>
-              </w:rPr>
-              <w:t>-án</w:t>
-            </w:r>
-          </w:p>
-        </w:tc>
-        <w:tc>
-          <w:tcPr>
-            <w:tcW w:w="1659" w:type="dxa"/>
-          </w:tcPr>
-          <w:p>
-            <w:pPr>
-              <w:rPr>
-                <w:rFonts w:hint="eastAsia"/>
-                <w:lang w:val="es-ES"/>
-              </w:rPr>
-            </w:pPr>
-            <w:r>
-              <w:rPr>
-                <w:lang w:val="es-ES"/>
-              </w:rPr>
-              <w:t>-án</w:t>
-            </w:r>
-          </w:p>
-        </w:tc>
-        <w:tc>
-          <w:tcPr>
-            <w:tcW w:w="1659" w:type="dxa"/>
-          </w:tcPr>
-          <w:p>
-            <w:pPr>
-              <w:rPr>
-                <w:rFonts w:hint="eastAsia"/>
-                <w:lang w:val="es-ES"/>
-              </w:rPr>
-            </w:pPr>
-            <w:r>
-              <w:rPr>
-                <w:lang w:val="es-ES"/>
-              </w:rPr>
-              <w:t>-án</w:t>
-            </w:r>
+            <w:proofErr w:type="spellEnd"/>
+          </w:p>
+        </w:tc>
+        <w:tc>
+          <w:tcPr>
+            <w:tcW w:w="1659" w:type="dxa"/>
+          </w:tcPr>
+          <w:p>
+            <w:pPr>
+              <w:rPr>
+                <w:lang w:val="es-ES"/>
+              </w:rPr>
+            </w:pPr>
+            <w:r>
+              <w:rPr>
+                <w:lang w:val="es-ES"/>
+              </w:rPr>
+              <w:t>-</w:t>
+            </w:r>
+            <w:proofErr w:type="spellStart"/>
+            <w:r>
+              <w:rPr>
+                <w:lang w:val="es-ES"/>
+              </w:rPr>
+              <w:t>án</w:t>
+            </w:r>
+            <w:proofErr w:type="spellEnd"/>
+          </w:p>
+        </w:tc>
+        <w:tc>
+          <w:tcPr>
+            <w:tcW w:w="1659" w:type="dxa"/>
+          </w:tcPr>
+          <w:p>
+            <w:pPr>
+              <w:rPr>
+                <w:lang w:val="es-ES"/>
+              </w:rPr>
+            </w:pPr>
+            <w:r>
+              <w:rPr>
+                <w:lang w:val="es-ES"/>
+              </w:rPr>
+              <w:t>-</w:t>
+            </w:r>
+            <w:proofErr w:type="spellStart"/>
+            <w:r>
+              <w:rPr>
+                <w:lang w:val="es-ES"/>
+              </w:rPr>
+              <w:t>án</w:t>
+            </w:r>
+            <w:proofErr w:type="spellEnd"/>
+          </w:p>
+        </w:tc>
+        <w:tc>
+          <w:tcPr>
+            <w:tcW w:w="1659" w:type="dxa"/>
+          </w:tcPr>
+          <w:p>
+            <w:pPr>
+              <w:rPr>
+                <w:lang w:val="es-ES"/>
+              </w:rPr>
+            </w:pPr>
+            <w:r>
+              <w:rPr>
+                <w:lang w:val="es-ES"/>
+              </w:rPr>
+              <w:t>-</w:t>
+            </w:r>
+            <w:proofErr w:type="spellStart"/>
+            <w:r>
+              <w:rPr>
+                <w:lang w:val="es-ES"/>
+              </w:rPr>
+              <w:t>án</w:t>
+            </w:r>
+            <w:proofErr w:type="spellEnd"/>
           </w:p>
         </w:tc>
       </w:tr>
@@ -4621,7 +5132,6 @@
     <w:p>
       <w:pPr>
         <w:rPr>
-          <w:rFonts w:hint="eastAsia"/>
           <w:lang w:val="en-GB"/>
         </w:rPr>
       </w:pPr>
@@ -4634,6 +5144,44 @@
     </w:sectPr>
   </w:body>
 </w:document>
+</file>
+
+<file path=word/endnotes.xml><?xml version="1.0" encoding="utf-8"?>
+<w:endnotes xmlns:wpc="http://schemas.microsoft.com/office/word/2010/wordprocessingCanvas" xmlns:cx="http://schemas.microsoft.com/office/drawing/2014/chartex" xmlns:cx1="http://schemas.microsoft.com/office/drawing/2015/9/8/chartex" xmlns:cx2="http://schemas.microsoft.com/office/drawing/2015/10/21/chartex" xmlns:cx3="http://schemas.microsoft.com/office/drawing/2016/5/9/chartex" xmlns:cx4="http://schemas.microsoft.com/office/drawing/2016/5/10/chartex" xmlns:cx5="http://schemas.microsoft.com/office/drawing/2016/5/11/chartex" xmlns:cx6="http://schemas.microsoft.com/office/drawing/2016/5/12/chartex" xmlns:cx7="http://schemas.microsoft.com/office/drawing/2016/5/13/chartex" xmlns:cx8="http://schemas.microsoft.com/office/drawing/2016/5/14/chartex" xmlns:mc="http://schemas.openxmlformats.org/markup-compatibility/2006" xmlns:aink="http://schemas.microsoft.com/office/drawing/2016/ink" xmlns:am3d="http://schemas.microsoft.com/office/drawing/2017/model3d" xmlns:o="urn:schemas-microsoft-com:office:office" xmlns:oel="http://schemas.microsoft.com/office/2019/extlst" xmlns:r="http://schemas.openxmlformats.org/officeDocument/2006/relationships" xmlns:m="http://schemas.openxmlformats.org/officeDocument/2006/math" xmlns:v="urn:schemas-microsoft-com:vml" xmlns:wp14="http://schemas.microsoft.com/office/word/2010/wordprocessingDrawing" xmlns:wp="http://schemas.openxmlformats.org/drawingml/2006/wordprocessingDrawing" xmlns:w10="urn:schemas-microsoft-com:office:word" xmlns:w="http://schemas.openxmlformats.org/wordprocessingml/2006/main" xmlns:w14="http://schemas.microsoft.com/office/word/2010/wordml" xmlns:w15="http://schemas.microsoft.com/office/word/2012/wordml" xmlns:w16cex="http://schemas.microsoft.com/office/word/2018/wordml/cex" xmlns:w16cid="http://schemas.microsoft.com/office/word/2016/wordml/cid" xmlns:w16="http://schemas.microsoft.com/office/word/2018/wordml" xmlns:w16du="http://schemas.microsoft.com/office/word/2023/wordml/word16du" xmlns:w16sdtdh="http://schemas.microsoft.com/office/word/2020/wordml/sdtdatahash" xmlns:w16sdtfl="http://schemas.microsoft.com/office/word/2024/wordml/sdtformatlock" xmlns:w16se="http://schemas.microsoft.com/office/word/2015/wordml/symex" xmlns:wpg="http://schemas.microsoft.com/office/word/2010/wordprocessingGroup" xmlns:wpi="http://schemas.microsoft.com/office/word/2010/wordprocessingInk" xmlns:wne="http://schemas.microsoft.com/office/word/2006/wordml" xmlns:wps="http://schemas.microsoft.com/office/word/2010/wordprocessingShape" mc:Ignorable="w14 w15 w16se w16cid w16 w16cex w16sdtdh w16sdtfl w16du wp14">
+  <w:endnote w:type="separator" w:id="-1">
+    <w:p>
+      <w:r>
+        <w:separator/>
+      </w:r>
+    </w:p>
+  </w:endnote>
+  <w:endnote w:type="continuationSeparator" w:id="0">
+    <w:p>
+      <w:r>
+        <w:continuationSeparator/>
+      </w:r>
+    </w:p>
+  </w:endnote>
+</w:endnotes>
+</file>
+
+<file path=word/footnotes.xml><?xml version="1.0" encoding="utf-8"?>
+<w:footnotes xmlns:wpc="http://schemas.microsoft.com/office/word/2010/wordprocessingCanvas" xmlns:cx="http://schemas.microsoft.com/office/drawing/2014/chartex" xmlns:cx1="http://schemas.microsoft.com/office/drawing/2015/9/8/chartex" xmlns:cx2="http://schemas.microsoft.com/office/drawing/2015/10/21/chartex" xmlns:cx3="http://schemas.microsoft.com/office/drawing/2016/5/9/chartex" xmlns:cx4="http://schemas.microsoft.com/office/drawing/2016/5/10/chartex" xmlns:cx5="http://schemas.microsoft.com/office/drawing/2016/5/11/chartex" xmlns:cx6="http://schemas.microsoft.com/office/drawing/2016/5/12/chartex" xmlns:cx7="http://schemas.microsoft.com/office/drawing/2016/5/13/chartex" xmlns:cx8="http://schemas.microsoft.com/office/drawing/2016/5/14/chartex" xmlns:mc="http://schemas.openxmlformats.org/markup-compatibility/2006" xmlns:aink="http://schemas.microsoft.com/office/drawing/2016/ink" xmlns:am3d="http://schemas.microsoft.com/office/drawing/2017/model3d" xmlns:o="urn:schemas-microsoft-com:office:office" xmlns:oel="http://schemas.microsoft.com/office/2019/extlst" xmlns:r="http://schemas.openxmlformats.org/officeDocument/2006/relationships" xmlns:m="http://schemas.openxmlformats.org/officeDocument/2006/math" xmlns:v="urn:schemas-microsoft-com:vml" xmlns:wp14="http://schemas.microsoft.com/office/word/2010/wordprocessingDrawing" xmlns:wp="http://schemas.openxmlformats.org/drawingml/2006/wordprocessingDrawing" xmlns:w10="urn:schemas-microsoft-com:office:word" xmlns:w="http://schemas.openxmlformats.org/wordprocessingml/2006/main" xmlns:w14="http://schemas.microsoft.com/office/word/2010/wordml" xmlns:w15="http://schemas.microsoft.com/office/word/2012/wordml" xmlns:w16cex="http://schemas.microsoft.com/office/word/2018/wordml/cex" xmlns:w16cid="http://schemas.microsoft.com/office/word/2016/wordml/cid" xmlns:w16="http://schemas.microsoft.com/office/word/2018/wordml" xmlns:w16du="http://schemas.microsoft.com/office/word/2023/wordml/word16du" xmlns:w16sdtdh="http://schemas.microsoft.com/office/word/2020/wordml/sdtdatahash" xmlns:w16sdtfl="http://schemas.microsoft.com/office/word/2024/wordml/sdtformatlock" xmlns:w16se="http://schemas.microsoft.com/office/word/2015/wordml/symex" xmlns:wpg="http://schemas.microsoft.com/office/word/2010/wordprocessingGroup" xmlns:wpi="http://schemas.microsoft.com/office/word/2010/wordprocessingInk" xmlns:wne="http://schemas.microsoft.com/office/word/2006/wordml" xmlns:wps="http://schemas.microsoft.com/office/word/2010/wordprocessingShape" mc:Ignorable="w14 w15 w16se w16cid w16 w16cex w16sdtdh w16sdtfl w16du wp14">
+  <w:footnote w:type="separator" w:id="-1">
+    <w:p>
+      <w:r>
+        <w:separator/>
+      </w:r>
+    </w:p>
+  </w:footnote>
+  <w:footnote w:type="continuationSeparator" w:id="0">
+    <w:p>
+      <w:r>
+        <w:continuationSeparator/>
+      </w:r>
+    </w:p>
+  </w:footnote>
+</w:footnotes>
 </file>
 
 <file path=word/styles.xml><?xml version="1.0" encoding="utf-8"?>
@@ -5575,6 +6123,68 @@
       </w:tblBorders>
     </w:tblPr>
   </w:style>
+  <w:style w:type="paragraph" w:styleId="Encabezado">
+    <w:name w:val="header"/>
+    <w:basedOn w:val="Normal"/>
+    <w:link w:val="EncabezadoCar"/>
+    <w:uiPriority w:val="99"/>
+    <w:unhideWhenUsed/>
+    <w:rsid w:val="00FF4780"/>
+    <w:pPr>
+      <w:tabs>
+        <w:tab w:val="center" w:pos="4153"/>
+        <w:tab w:val="right" w:pos="8306"/>
+      </w:tabs>
+      <w:snapToGrid w:val="0"/>
+      <w:jc w:val="center"/>
+    </w:pPr>
+    <w:rPr>
+      <w:sz w:val="18"/>
+      <w:szCs w:val="18"/>
+    </w:rPr>
+  </w:style>
+  <w:style w:type="character" w:customStyle="1" w:styleId="EncabezadoCar">
+    <w:name w:val="Encabezado Car"/>
+    <w:basedOn w:val="Fuentedeprrafopredeter"/>
+    <w:link w:val="Encabezado"/>
+    <w:uiPriority w:val="99"/>
+    <w:rsid w:val="00FF4780"/>
+    <w:rPr>
+      <w:sz w:val="18"/>
+      <w:szCs w:val="18"/>
+    </w:rPr>
+  </w:style>
+  <w:style w:type="paragraph" w:styleId="Piedepgina">
+    <w:name w:val="footer"/>
+    <w:basedOn w:val="Normal"/>
+    <w:link w:val="PiedepginaCar"/>
+    <w:uiPriority w:val="99"/>
+    <w:unhideWhenUsed/>
+    <w:rsid w:val="00FF4780"/>
+    <w:pPr>
+      <w:tabs>
+        <w:tab w:val="center" w:pos="4153"/>
+        <w:tab w:val="right" w:pos="8306"/>
+      </w:tabs>
+      <w:snapToGrid w:val="0"/>
+      <w:jc w:val="left"/>
+    </w:pPr>
+    <w:rPr>
+      <w:sz w:val="18"/>
+      <w:szCs w:val="18"/>
+    </w:rPr>
+  </w:style>
+  <w:style w:type="character" w:customStyle="1" w:styleId="PiedepginaCar">
+    <w:name w:val="Pie de página Car"/>
+    <w:basedOn w:val="Fuentedeprrafopredeter"/>
+    <w:link w:val="Piedepgina"/>
+    <w:uiPriority w:val="99"/>
+    <w:rsid w:val="00FF4780"/>
+    <w:rPr>
+      <w:sz w:val="18"/>
+      <w:szCs w:val="18"/>
+    </w:rPr>
+  </w:style>
 </w:styles>
 </file>
 
